--- a/docs/nasser-video-script-bag2.docx
+++ b/docs/nasser-video-script-bag2.docx
@@ -246,7 +246,7 @@
           <w:szCs w:val="20"/>
           <w:rtl/>
         </w:rPr>
-        <w:t xml:space="preserve">أول محور تحت عنوان "١٠.١ تصميم الإطار الاستراتيجي الشامل للاستجابة". الطوارئ ما تمنح وقت للتفكير الطويل، بل تفرض قرارات سريعة في بيئة غير مكتملة المعلومات، ومن هنا يأتي دور هذا الإطار كـ"العقل المسبق" للمؤسسة أثناء الأزمة — لا يُكتب ليُقرأ أثناء الطوارئ، بل ليُستوعب قبلها، وهو اللي يحدد كيف تفاضل القيادة بين الخيارات الصعبة وترتب الأولويات وقت تزاحم المطالب. عمليًا، تبدأ القيادة بتحديد أنواع الطوارئ اللي ممكن تواجهها المؤسسة وفق نهج "جميع الأخطار"، ثم تحدد ما لا يمكن التنازل عنه مهما كانت الظروف، مثل سلامة المرضى وحماية الكوادر واستمرارية الخدمات الحرجة. بعدها تُحسم مسألة القيادة عن طريق ثلاثة أسئلة: منو يقود أثناء الطوارئ؟ هل تتعدد مراكز القرار أم تُوحّد؟ ووش حدود التفويض ومتى يُسحب؟ مثال واقعي: خلال جائحة كوفيد-19، المؤسسات اللي حسمت مبكرًا نموذج القيادة الموحدة وتمسكت فيه رغم الضغوط قدرت تتخذ قرارات سريعة زي الحجر ومنع التجول، وتوحّد رسائلها، وتقلل الارتباك الداخلي، بينما مؤسسات ثانية عانت من تضارب القرارات رغم امتلاكها خططًا مكتوبة.</w:t>
+        <w:t xml:space="preserve">أول محور تحت عنوان "١٠.١ تصميم الإطار الاستراتيجي الشامل للاستجابة". الطوارئ ما تمنح وقت للتفكير الطويل، بل تفرض قرارات سريعة في بيئة غير مكتملة المعلومات، ومن هنا يأتي دور هذا الإطار كـ"العقل المسبق" للمؤسسة أثناء الأزمة — لا يُكتب ليُقرأ أثناء الطوارئ، بل ليُستوعب قبلها، وهو اللي يحدد كيف تفاضل القيادة بين الخيارات الصعبة وترتب الأولويات وقت تزاحم المطالب. عمليًا، تبدأ القيادة بتحديد أنواع الطوارئ اللي ممكن تواجهها المؤسسة وفق نهج "جميع الأخطار"، ثم تحدد ما لا يمكن التنازل عنه مهما كانت الظروف، مثل سلامة المرضى وحماية الكوادر واستمرارية الخدمات الحرجة. بعدها تُحسم مسألة القيادة عن طريق ثلاثة أسئلة: منو يقود أثناء الطوارئ؟ هل تتعدد مراكز القرار أم تُوحّد؟ ووش حدود التفويض ومتى يُسحب؟ مثال واقعي: خلال جائحة كوفيد-19، المؤسسات اللي حسمت مبكرًا نموذج القيادة الموحدة وتمسكت فيه رغم الضغوط قدرت تتخذ قرارات سريعة مثل الحجر ومنع التجول، وتوحّد رسائلها، وتقلل الارتباك الداخلي، بينما مؤسسات ثانية عانت من تضارب القرارات رغم امتلاكها خططًا مكتوبة.</w:t>
       </w:r>
     </w:p>
     <w:p>
@@ -431,7 +431,7 @@
           <w:szCs w:val="20"/>
           <w:rtl/>
         </w:rPr>
-        <w:t xml:space="preserve">عشان الأزمات الصحية نادرًا ما تجي منفردة، وتحتاج المنشأة تكون جاهزة لأكثر من احتمال في نفس الوقت. الخطة اللي تفترض أفضل الحالات فقط تنهار أول ما يتغير الموقف.</w:t>
+        <w:t xml:space="preserve">لأن الأزمات الصحية نادرًا ما تجي منفردة، وتحتاج المنشأة تكون جاهزة لأكثر من احتمال في نفس الوقت. الخطة اللي تفترض أفضل الحالات فقط تنهار أول ما يتغير الموقف.</w:t>
       </w:r>
     </w:p>
     <w:p>
@@ -912,7 +912,7 @@
           <w:szCs w:val="20"/>
           <w:rtl/>
         </w:rPr>
-        <w:t xml:space="preserve">وفيه نشاط تدريبي تطبيقي رقم ٦ كامل على هذا المحور. هدفه: تمكين المشاركين من ممارسة القيادة والتنسيق واتخاذ القرار تحت الضغط، وإدراك قيمة القيادة الموحدة والتنسيق المؤسسي، وفهم الفرق العملي بين ICS وEOC، وتجربة الانتقال من الهيكل الإداري التقليدي لهيكل الطوارئ. مواصفاته: مجموعات مع محاكاة تدريجية، بدون أي تقنيات، مدته ستين دقيقة، والفئة قيادات صحية عليا وتنفيذية وطبية وتشغيلية. السيناريو: أنتم ضمن قيادة منشأة صحية مرجعية، خلال آخر ٢٤ ساعة ارتفعت أعداد حالات تنفسية حادة بشكل غير متوقع، الطاقة الاستيعابية للطوارئ بدأت تُستنزف، والإعلام بدأ يتحدث عن "تفشٍ محتمل"، والمطلوب تفعيل ICS وEOC وإدارة الحدث خلال أول ست ساعات. النشاط يتقسم لخمس مراحل: المرحلة الأولى لحظة الإدراك، عشر دقائق، تجاوبون سريعًا هل هذا حدث عادي أم يحتاج ICS ووش المؤشرات اللي دفعتكم للقرار؛ المرحلة الثانية تفعيل ICS، خمس عشرة دقيقة، تختارون قائد الحادث وتحددون الوحدات اللي تُفعّل من عمليات وتخطيط ولوجستيات ودعم إداري، وتكتبون ثلاث أهداف فورية لأول ساعتين، مع سؤالين موجهين: ليش اخترتم هذا القائد؟ ووش ما فعلتوه وليش؟؛ المرحلة الثالثة تفعيل EOC، خمس عشرة دقيقة، مع تحدٍ مقصود من المدرب هو معلومة ناقصة ومتضاربة من قسمين مختلفين، وتحددون هل نحتاج تفعيل EOC جزئي أو كامل ومنو يمثل المنشأة داخله، والرسالة التعليمية إن EOC ما يتدخل في الميدان بل يمنع الميدان من الغرق؛ المرحلة الرابعة التنسيق واتخاذ القرار، عشر دقائق، مع حدث مفاجئ زي نقص حاد متوقع في مستلزم حيوي أو طلب بيانات فورية من جهة خارجية أو توجيه إعلامي عاجل، وتحددون الرسالة الموحدة ومنو يتخذ القرار ومنو ينسّق مع الجهات الخارجية، والرسالة التعليمية إن الرسالة المتضاربة أخطر من القرار الخاطئ؛ والمرحلة الخامسة تحليل الأثر والاستمرارية، عشر دقائق، تختارون قرار واحد من تعليق خدمة غير حرجة أو تحويل مرضى أو إعادة توزيع كوادر، وتحللون أثره على سلامة المرضى واستمرارية العمل وسمعة المنشأة. ويختم النشاط بنقاش يقوده المدرب حول ما الذي لو ما حُسم مبكرًا لفاقم الأزمة، والفرق الحقيقي اللي صنعه ICS وEOC، ومتى شعرتم بالفوضى ومتى بدأ التنظيم يظهر.</w:t>
+        <w:t xml:space="preserve">وفيه نشاط تدريبي تطبيقي رقم ٦ كامل على هذا المحور. هدفه: تمكين المشاركين من ممارسة القيادة والتنسيق واتخاذ القرار تحت الضغط، وإدراك قيمة القيادة الموحدة والتنسيق المؤسسي، وفهم الفرق العملي بين ICS وEOC، وتجربة الانتقال من الهيكل الإداري التقليدي لهيكل الطوارئ. مواصفاته: مجموعات مع محاكاة تدريجية، بدون أي تقنيات، مدته ستين دقيقة، والفئة قيادات صحية عليا وتنفيذية وطبية وتشغيلية. السيناريو: أنتم ضمن قيادة منشأة صحية مرجعية، خلال آخر ٢٤ ساعة ارتفعت أعداد حالات تنفسية حادة بشكل غير متوقع، الطاقة الاستيعابية للطوارئ بدأت تُستنزف، والإعلام بدأ يتحدث عن "تفشٍ محتمل"، والمطلوب تفعيل ICS وEOC وإدارة الحدث خلال أول ست ساعات. النشاط يتقسم لخمس مراحل: المرحلة الأولى لحظة الإدراك، عشر دقائق، تجاوبون سريعًا هل هذا حدث عادي أم يحتاج ICS ووش المؤشرات اللي دفعتكم للقرار؛ المرحلة الثانية تفعيل ICS، خمس عشرة دقيقة، تختارون قائد الحادث وتحددون الوحدات اللي تُفعّل من عمليات وتخطيط ولوجستيات ودعم إداري، وتكتبون ثلاث أهداف فورية لأول ساعتين، مع سؤالين موجهين: ليش اخترتم هذا القائد؟ ووش ما فعلتوه وليش؟؛ المرحلة الثالثة تفعيل EOC، خمس عشرة دقيقة، مع تحدٍ مقصود من المدرب هو معلومة ناقصة ومتضاربة من قسمين مختلفين، وتحددون هل نحتاج تفعيل EOC جزئي أو كامل ومنو يمثل المنشأة داخله، والرسالة التعليمية إن EOC ما يتدخل في الميدان بل يمنع الميدان من الغرق؛ المرحلة الرابعة التنسيق واتخاذ القرار، عشر دقائق، مع حدث مفاجئ مثل نقص حاد متوقع في مستلزم حيوي أو طلب بيانات فورية من جهة خارجية أو توجيه إعلامي عاجل، وتحددون الرسالة الموحدة ومنو يتخذ القرار ومنو ينسّق مع الجهات الخارجية، والرسالة التعليمية إن الرسالة المتضاربة أخطر من القرار الخاطئ؛ والمرحلة الخامسة تحليل الأثر والاستمرارية، عشر دقائق، تختارون قرار واحد من تعليق خدمة غير حرجة أو تحويل مرضى أو إعادة توزيع كوادر، وتحللون أثره على سلامة المرضى واستمرارية العمل وسمعة المنشأة. ويختم النشاط بنقاش يقوده المدرب حول ما الذي لو ما حُسم مبكرًا لفاقم الأزمة، والفرق الحقيقي اللي صنعه ICS وEOC، ومتى شعرتم بالفوضى ومتى بدأ التنظيم يظهر.</w:t>
       </w:r>
     </w:p>
     <w:p>
@@ -2219,7 +2219,7 @@
           <w:szCs w:val="20"/>
           <w:rtl/>
         </w:rPr>
-        <w:t xml:space="preserve">ومحور مكمّل: إدارة الرسائل الإعلامية وبناء الثقة المجتمعية. في الأزمات، الإعلام سيف ذو حدين — يمكن يكون أفضل شريك لنشر المعلومات الصحيحة، أو أسوأ كابوس لنشر الشائعات، وإدارته الفعالة تعتمد على استراتيجية واضحة. ثلاث قواعد للتعامل مع الإعلام: قاعدة المصدر الواحد، يعني كل المعلومات الرسمية تصدر من قناة واحدة محددة زي المتحدث الرسمي أو مركز القيادة؛ قاعدة التحديث المنتظم، عقد مؤتمرات صحفية منتظمة يومية أو حتى كل بضع ساعات يقلل التكهنات؛ وقاعدة "لا تعليق" هي أسوأ تعليق، فإذا ما عندك إجابة قل "نحن نعمل على الحصول على إجابة وسنعود إليكم" بدل "لا تعليق". أما بناء الثقة المجتمعية، فهي الاستثمار الأهم، لأن الثقة العملة الأكثر قيمة في الأزمات — لو وثق فيك الجمهور يتبعون إرشاداتك، ولو فقدوها تفشل حتى أفضل الخطط. كيف نبني الثقة ونحافظ عليها؟ بالشفافية الجذرية، تشارك وش تعرفه ووش لا تعرفه ووش تسويه حيال ما لا تعرفه؛ بالاعتراف بالأخطاء، إذا صار خطأ اعترف فيه بسرعة واشرح كيف صار وشو راح تسوي لمنع تكراره؛ وبالاستماع الفعّال، استخدم وسائل التواصل الاجتماعي عشان تسمع مخاوف الناس وأسئلتهم وتجاوب عليها بصدق.</w:t>
+        <w:t xml:space="preserve">ومحور مكمّل: إدارة الرسائل الإعلامية وبناء الثقة المجتمعية. في الأزمات، الإعلام سيف ذو حدين — يمكن يكون أفضل شريك لنشر المعلومات الصحيحة، أو أسوأ كابوس لنشر الشائعات، وإدارته الفعالة تعتمد على استراتيجية واضحة. ثلاث قواعد للتعامل مع الإعلام: قاعدة المصدر الواحد، يعني كل المعلومات الرسمية تصدر من قناة واحدة محددة مثل المتحدث الرسمي أو مركز القيادة؛ قاعدة التحديث المنتظم، عقد مؤتمرات صحفية منتظمة يومية أو حتى كل بضع ساعات يقلل التكهنات؛ وقاعدة "لا تعليق" هي أسوأ تعليق، فإذا ما عندك إجابة قل "نحن نعمل على الحصول على إجابة وسنعود إليكم" بدل "لا تعليق". أما بناء الثقة المجتمعية، فهي الاستثمار الأهم، لأن الثقة العملة الأكثر قيمة في الأزمات — لو وثق فيك الجمهور يتبعون إرشاداتك، ولو فقدوها تفشل حتى أفضل الخطط. كيف نبني الثقة ونحافظ عليها؟ بالشفافية الجذرية، تشارك وش تعرفه ووش لا تعرفه ووش تسويه حيال ما لا تعرفه؛ بالاعتراف بالأخطاء، إذا صار خطأ اعترف فيه بسرعة واشرح كيف صار وشو راح تسوي لمنع تكراره؛ وبالاستماع الفعّال، استخدم وسائل التواصل الاجتماعي حتى تسمع مخاوف الناس وأسئلتهم وتجاوب عليها بصدق.</w:t>
       </w:r>
     </w:p>
     <w:p>
@@ -2293,7 +2293,7 @@
           <w:szCs w:val="20"/>
           <w:rtl/>
         </w:rPr>
-        <w:t xml:space="preserve">السعودية اتبعت نموذج القيادة المركزية والثقة العالية: استجابة سريعة وحاسمة، إغلاق مبكر، ودعم اقتصادي كبير، بتواصل مركزي شفاف عن طريق مؤتمرات صحفية يومية واستخدام التكنولوجيا زي تطبيقي "توكلنا" و"صحتي". أظهرت دراسة Almutairi وزملاؤه إن ٩٨.٢٪ من المشاركين أبدوا ثقة عالية في الإجراءات الحكومية، ومستوى الالتزام كان مرتفع نسبيًا رغم إن ٤٦.٧٪ فقط التزموا بشكل "جيد" حسب الدراسة، لكن هذا الرقم يُعتبر مرتفع في سياق التحديات الثقافية والاجتماعية، والنتيجة سيطرة فعّالة في الموجة الأولى. عوامل بناء الثقة كانت أربعة: القيادة كقدوة، لما ظهر خادم الحرمين الشريفين وولي العهد وهما يتلقيان اللقاح؛ الشفافية في البيانات، عن طريق المؤتمرات الصحفية اليومية للمتحدث الرسمي لوزارة الصحة؛ الاستثمار في التكنولوجيا، بإطلاق تطبيقات "توكلنا" و"صحتي" اللي أعطت المواطنين شعور بالتحكم والمشاركة؛ وارتباط هذي العوامل بالالتزام، لأن الثقة العالية سمحت للحكومة تفرض إجراءات صارمة جدًا زي حظر التجول الكامل بدون مقاومة مجتمعية كبيرة.</w:t>
+        <w:t xml:space="preserve">السعودية اتبعت نموذج القيادة المركزية والثقة العالية: استجابة سريعة وحاسمة، إغلاق مبكر، ودعم اقتصادي كبير، بتواصل مركزي شفاف عن طريق مؤتمرات صحفية يومية واستخدام التكنولوجيا مثل تطبيقي "توكلنا" و"صحتي". أظهرت دراسة Almutairi وزملاؤه إن ٩٨.٢٪ من المشاركين أبدوا ثقة عالية في الإجراءات الحكومية، ومستوى الالتزام كان مرتفع نسبيًا رغم إن ٤٦.٧٪ فقط التزموا بشكل "جيد" حسب الدراسة، لكن هذا الرقم يُعتبر مرتفع في سياق التحديات الثقافية والاجتماعية، والنتيجة سيطرة فعّالة في الموجة الأولى. عوامل بناء الثقة كانت أربعة: القيادة كقدوة، لما ظهر خادم الحرمين الشريفين وولي العهد وهما يتلقيان اللقاح؛ الشفافية في البيانات، عن طريق المؤتمرات الصحفية اليومية للمتحدث الرسمي لوزارة الصحة؛ الاستثمار في التكنولوجيا، بإطلاق تطبيقات "توكلنا" و"صحتي" اللي أعطت المواطنين شعور بالتحكم والمشاركة؛ وارتباط هذي العوامل بالالتزام، لأن الثقة العالية سمحت للحكومة تفرض إجراءات صارمة جدًا مثل حظر التجول الكامل بدون مقاومة مجتمعية كبيرة.</w:t>
       </w:r>
     </w:p>
     <w:p>
@@ -2330,7 +2330,7 @@
           <w:szCs w:val="20"/>
           <w:rtl/>
         </w:rPr>
-        <w:t xml:space="preserve">نيوزيلندا اتبعت نموذج التواصل الواضح والالتزام المطلق، واعتُبرت المعيار الذهبي عالميًا باستراتيجية "القضاء التام" اللي تطلبت التزام مجتمعي شبه كامل. عوامل بناء الثقة: التواصل الواضح والمتعاطف، لما استخدمت رئيسة الوزراء جاسيندا أرديرن عبارة "فريق الخمسة ملايين" وخلقت شعور بالوحدة والهدف المشترك؛ والاعتماد على العلم، بحيث القرارات استندت لتوصيات الخبراء وتم شرح الأساس العلمي لكل قرار للجمهور. النتيجة: ثقة عالية جدًا قرابة ١٠٠٪ حسب دراسة جامعة ماسي، ومستويات التزام غير مسبوقة، وتحقيق هدف القضاء على الفيروس بالموجة الأولى، ومن أقل معدلات الوفيات بالعالم. السويد بالمقابل اتبعت نموذج الثقة المتآكلة والنتائج المثيرة للجدل: تجنبت الإغلاق الصارم واعتمدت على التوصيات الطوعية بهدف الوصول لـ"مناعة القطيع"، بتواصل لا مركزي مثير للجدل ورسائل متضاربة في البداية. عوامل تآكل الثقة: النتائج الصحية السيئة، بمعدلات وفيات أعلى بكثير من الدول الإسكندنافية المجاورة زي النرويج وفنلندا؛ والرسائل المتضاربة، لما كانت أغلب دول العالم تفرض إغلاق والرسالة السويدية معاكسة، وهذا خلق ارتباك وشكوك. النتيجة: مستوى ثقة متوسط لمنخفض وانقسام مجتمعي، والتزام أقل مقارنة بالدول الأخرى، والحكومة السويدية اعترفت لاحقًا إنها استهانت بتأثير الموجة الثانية. والولايات المتحدة اتبعت نموذج الاستقطاب وانعدام الثقة: استجابة مجزأة ومسيّسة إلى حد كبير أدت لنتائج كارثية. عوامل تآكل الثقة: التسييس، لما تحولت قضايا صحية بحتة زي ارتداء الكمامات لقضايا سياسية خلقت انقسام حاد؛ والمعلومات المضللة، من تضارب الرسائل بين البيت الأبيض ومراكز السيطرة على الأمراض وحكام الولايات. النتيجة: انعدام ثقة في المؤسسات الفيدرالية واستقطاب سياسي أدى لمستويات التزام متباينة جدًا، وفوضى في الرسائل ساهمت في ارتفاع أعداد الإصابات والوفيات لتكون من أعلى المعدلات عالميًا.</w:t>
+        <w:t xml:space="preserve">نيوزيلندا اتبعت نموذج التواصل الواضح والالتزام المطلق، واعتُبرت المعيار الذهبي عالميًا باستراتيجية "القضاء التام" اللي تطلبت التزام مجتمعي شبه كامل. عوامل بناء الثقة: التواصل الواضح والمتعاطف، لما استخدمت رئيسة الوزراء جاسيندا أرديرن عبارة "فريق الخمسة ملايين" وخلقت شعور بالوحدة والهدف المشترك؛ والاعتماد على العلم، بحيث القرارات استندت لتوصيات الخبراء وتم شرح الأساس العلمي لكل قرار للجمهور. النتيجة: ثقة عالية جدًا قرابة ١٠٠٪ حسب دراسة جامعة ماسي، ومستويات التزام غير مسبوقة، وتحقيق هدف القضاء على الفيروس بالموجة الأولى، ومن أقل معدلات الوفيات بالعالم. السويد بالمقابل اتبعت نموذج الثقة المتآكلة والنتائج المثيرة للجدل: تجنبت الإغلاق الصارم واعتمدت على التوصيات الطوعية بهدف الوصول لـ"مناعة القطيع"، بتواصل لا مركزي مثير للجدل ورسائل متضاربة في البداية. عوامل تآكل الثقة: النتائج الصحية السيئة، بمعدلات وفيات أعلى بكثير من الدول الإسكندنافية المجاورة مثل النرويج وفنلندا؛ والرسائل المتضاربة، لما كانت أغلب دول العالم تفرض إغلاق والرسالة السويدية معاكسة، وهذا خلق ارتباك وشكوك. النتيجة: مستوى ثقة متوسط لمنخفض وانقسام مجتمعي، والتزام أقل مقارنة بالدول الأخرى، والحكومة السويدية اعترفت لاحقًا إنها استهانت بتأثير الموجة الثانية. والولايات المتحدة اتبعت نموذج الاستقطاب وانعدام الثقة: استجابة مجزأة ومسيّسة إلى حد كبير أدت لنتائج كارثية. عوامل تآكل الثقة: التسييس، لما تحولت قضايا صحية بحتة مثل ارتداء الكمامات لقضايا سياسية خلقت انقسام حاد؛ والمعلومات المضللة، من تضارب الرسائل بين البيت الأبيض ومراكز السيطرة على الأمراض وحكام الولايات. النتيجة: انعدام ثقة في المؤسسات الفيدرالية واستقطاب سياسي أدى لمستويات التزام متباينة جدًا، وفوضى في الرسائل ساهمت في ارتفاع أعداد الإصابات والوفيات لتكون من أعلى المعدلات عالميًا.</w:t>
       </w:r>
     </w:p>
     <w:p>
@@ -3082,7 +3082,7 @@
           <w:szCs w:val="20"/>
           <w:rtl/>
         </w:rPr>
-        <w:t xml:space="preserve">المسح الاستباقي هو عملية منهجية ومنظمة لجمع وتحليل المعلومات من البيئة الداخلية والخارجية للمنظمة، بهدف تحديد الاتجاهات الناشئة والتهديدات المحتملة والفرص المستقبلية اللي ممكن تؤثر على أهدافها وعملياتها. أهميته في القطاع الصحي السعودي تتحقق في خمسة أهداف استراتيجية تتماشى مع رؤية ٢٠٣٠ وبرنامج تحول القطاع الصحي: تعزيز الجاهزية، ببناء قدرة استباقية للتعامل مع أزمات صحية محتملة زي الأوبئة قبل تفاقمها؛ دعم اتخاذ القرار، بتزويد صناع القرار برؤى مستقبلية مبنية على بيانات دقيقة؛ تحسين تخصيص الموارد، بتوجيه الاستثمارات نحو المجالات الأكثر أهمية؛ تحفيز الابتكار، بتحديد التقنيات الجديدة اللي ممكن تُحدث ثورة في الخدمات الصحية؛ وضمان الاستدامة، بضمان استمرارية تقديم خدمات عالية الجودة وسط التغيرات الديموغرافية والاقتصادية والبيئية.</w:t>
+        <w:t xml:space="preserve">المسح الاستباقي هو عملية منهجية ومنظمة لجمع وتحليل المعلومات من البيئة الداخلية والخارجية للمنظمة، بهدف تحديد الاتجاهات الناشئة والتهديدات المحتملة والفرص المستقبلية اللي ممكن تؤثر على أهدافها وعملياتها. أهميته في القطاع الصحي السعودي تتحقق في خمسة أهداف استراتيجية تتماشى مع رؤية ٢٠٣٠ وبرنامج تحول القطاع الصحي: تعزيز الجاهزية، ببناء قدرة استباقية للتعامل مع أزمات صحية محتملة مثل الأوبئة قبل تفاقمها؛ دعم اتخاذ القرار، بتزويد صناع القرار برؤى مستقبلية مبنية على بيانات دقيقة؛ تحسين تخصيص الموارد، بتوجيه الاستثمارات نحو المجالات الأكثر أهمية؛ تحفيز الابتكار، بتحديد التقنيات الجديدة اللي ممكن تُحدث ثورة في الخدمات الصحية؛ وضمان الاستدامة، بضمان استمرارية تقديم خدمات عالية الجودة وسط التغيرات الديموغرافية والاقتصادية والبيئية.</w:t>
       </w:r>
     </w:p>
     <w:p>
@@ -3119,7 +3119,7 @@
           <w:szCs w:val="20"/>
           <w:rtl/>
         </w:rPr>
-        <w:t xml:space="preserve">أول أداة: المسح الأفقي، وينظر "إلى الخارج" ليفهم كيف تؤثر التطورات في القطاعات الأخرى على القطاع الصحي، ونطاقه يشمل ستة مجالات: التكنولوجيا، زي الذكاء الاصطناعي والطباعة الثلاثية الأبعاد للأعضاء وإنترنت الأشياء؛ الاقتصاد، زي أسعار النفط ومعدلات التضخم؛ المجتمع، زي شيخوخة السكان وأنماط الحياة؛ البيئة، زي التغير المناخي والتلوث والكوارث الطبيعية؛ السياسة والتشريع، زي الأنظمة الجديدة والعلاقات الدولية؛ والقطاع الخاص، زي استثمارات الشركات الكبرى في التقنية الصحية. مثال تطبيقي: رصد فريق المسح الاستباقي بوزارة الصحة اتجاه عالمي متزايد نحو استخدام "التوائم الرقمية" في الصناعات الهندسية، وطبّق المفهوم على القطاع الصحي بإنشاء نماذج افتراضية للمرضى تسمح بمحاكاة استجابتهم للعلاجات وتخصيص الخطط العلاجية بدقة، وانتهى الأمر بتوصية بمشروع تجريبي في أحد المستشفيات التخصصية.</w:t>
+        <w:t xml:space="preserve">أول أداة: المسح الأفقي، وينظر "إلى الخارج" ليفهم كيف تؤثر التطورات في القطاعات الأخرى على القطاع الصحي، ونطاقه يشمل ستة مجالات: التكنولوجيا، مثل الذكاء الاصطناعي والطباعة الثلاثية الأبعاد للأعضاء وإنترنت الأشياء؛ الاقتصاد، مثل أسعار النفط ومعدلات التضخم؛ المجتمع، مثل شيخوخة السكان وأنماط الحياة؛ البيئة، مثل التغير المناخي والتلوث والكوارث الطبيعية؛ السياسة والتشريع، مثل الأنظمة الجديدة والعلاقات الدولية؛ والقطاع الخاص، مثل استثمارات الشركات الكبرى في التقنية الصحية. مثال تطبيقي: رصد فريق المسح الاستباقي بوزارة الصحة اتجاه عالمي متزايد نحو استخدام "التوائم الرقمية" في الصناعات الهندسية، وطبّق المفهوم على القطاع الصحي بإنشاء نماذج افتراضية للمرضى تسمح بمحاكاة استجابتهم للعلاجات وتخصيص الخطط العلاجية بدقة، وانتهى الأمر بتوصية بمشروع تجريبي في أحد المستشفيات التخصصية.</w:t>
       </w:r>
     </w:p>
     <w:p>
@@ -3304,7 +3304,7 @@
           <w:szCs w:val="20"/>
           <w:rtl/>
         </w:rPr>
-        <w:t xml:space="preserve">وفي الحقيبة ورشة عمل كاملة مدتها ٤٥ دقيقة: بناء خريطة المخاطر التنظيمية المستقبلية، هدفها تدريب المشاركين على استخدام الأدوات المذكورة. الخطوات: تقسيم المشاركين لمجموعات، ثم كل مجموعة تحدد مجال تركيزها زي الأدوية أو التقنيات الصحية الرقمية أو القوى العاملة أو تمويل الخدمات، ثم تطبّق أداة PESTLE لتحديد العوامل الخارجية اللي ممكن تدفع لتغييرات تنظيمية خلال خمس سنوات، ثم تحدد بناءً عليها من ثلاث لخمس مخاطر تنظيمية محتملة، ثم تقيّم كل خطر على محورين هما الاحتمالية والتأثير، ثم ترسم خريطة حرارية للمخاطر على هذا الأساس، وأخيرًا تعرض كل مجموعة خريطتها وتناقشها. المخرجات: فهم عملي لكيفية الانتقال من التحليل العام لتحديد مخاطر تنظيمية محددة، وتصور واضح لأولويات التعامل معها.</w:t>
+        <w:t xml:space="preserve">وفي الحقيبة ورشة عمل كاملة مدتها ٤٥ دقيقة: بناء خريطة المخاطر التنظيمية المستقبلية، هدفها تدريب المشاركين على استخدام الأدوات المذكورة. الخطوات: تقسيم المشاركين لمجموعات، ثم كل مجموعة تحدد مجال تركيزها مثل الأدوية أو التقنيات الصحية الرقمية أو القوى العاملة أو تمويل الخدمات، ثم تطبّق أداة PESTLE لتحديد العوامل الخارجية اللي ممكن تدفع لتغييرات تنظيمية خلال خمس سنوات، ثم تحدد بناءً عليها من ثلاث لخمس مخاطر تنظيمية محتملة، ثم تقيّم كل خطر على محورين هما الاحتمالية والتأثير، ثم ترسم خريطة حرارية للمخاطر على هذا الأساس، وأخيرًا تعرض كل مجموعة خريطتها وتناقشها. المخرجات: فهم عملي لكيفية الانتقال من التحليل العام لتحديد مخاطر تنظيمية محددة، وتصور واضح لأولويات التعامل معها.</w:t>
       </w:r>
     </w:p>
     <w:p>
@@ -3378,7 +3378,7 @@
           <w:szCs w:val="20"/>
           <w:rtl/>
         </w:rPr>
-        <w:t xml:space="preserve">منهجية التقييم الشامل للمخاطر متعددة الأخطار تمر بأربع خطوات منظمة. الخطوة الأولى: تحديد سياق العمل وتصنيف الأخطار — تحديد النطاق الجغرافي والمؤسسي للتقييم، مثاله مستشفى الملك فهد بجدة، وتصنيف الأخطار المحتملة في المملكة لأربع فئات: أخطار طبيعية زي الفيضانات بجدة والعواصف الرملية بالرياض والزلازل بتبوك وموجات الحر بمكة؛ أخطار بيولوجية زي الأوبئة ومقاومة مضادات الميكروبات؛ أخطار تكنولوجية زي انقطاع الكهرباء والهجمات السيبرانية؛ وأخطار مجتمعية زي حوادث الحشود بموسم الحج والعمرة. الخطوة الثانية: تحليل الأخطار وتفاعلاتها، ببناء مصفوفة تفاعل الأخطار توضح كيف يؤثر كل خطر على الأخطار الأخرى — يزيد احتماليته، أو يفاقم تأثيره، أو يسببه. الخطوة الثالثة: تقييم الهشاشة والتعرض — تحديد الوحدات الحيوية بالمنظومة زي وحدات العناية المركزة وبنوك الدم، وتقييم مدى تعرضها لكل خطر ومدى هشاشتها في مواجهته، مثل هل فيه خطط بديلة وهل الكادر مدرب. والخطوة الرابعة: تقدير المخاطر وتحديد الأولويات، بدمج نتائج التحليل والهشاشة لتقدير مستوى الخطر لكل سيناريو، واستخدام خرائط المخاطر لتحديد السيناريوهات ذات الأولوية القصوى. وفي الحقيبة تمرين عملي مدته ٣٠ دقيقة، سيناريوه فريق إدارة مخاطر بتجمع صحي بمدينة ساحلية زي جدة أو الدمام معرضة لخطر الأعاصير المدارية والفيضانات، والمهمة تحديد الأخطار المتتالية المحتملة وتحديد نقاط الهشاشة الرئيسية واقتراح ثلاثة إجراءات تخفيف متكاملة، تليها جلسة نقاش خمس عشرة دقيقة.</w:t>
+        <w:t xml:space="preserve">منهجية التقييم الشامل للمخاطر متعددة الأخطار تمر بأربع خطوات منظمة. الخطوة الأولى: تحديد سياق العمل وتصنيف الأخطار — تحديد النطاق الجغرافي والمؤسسي للتقييم، مثاله مستشفى الملك فهد بجدة، وتصنيف الأخطار المحتملة في المملكة لأربع فئات: أخطار طبيعية مثل الفيضانات بجدة والعواصف الرملية بالرياض والزلازل بتبوك وموجات الحر بمكة؛ أخطار بيولوجية مثل الأوبئة ومقاومة مضادات الميكروبات؛ أخطار تكنولوجية مثل انقطاع الكهرباء والهجمات السيبرانية؛ وأخطار مجتمعية مثل حوادث الحشود بموسم الحج والعمرة. الخطوة الثانية: تحليل الأخطار وتفاعلاتها، ببناء مصفوفة تفاعل الأخطار توضح كيف يؤثر كل خطر على الأخطار الأخرى — يزيد احتماليته، أو يفاقم تأثيره، أو يسببه. الخطوة الثالثة: تقييم الهشاشة والتعرض — تحديد الوحدات الحيوية بالمنظومة مثل وحدات العناية المركزة وبنوك الدم، وتقييم مدى تعرضها لكل خطر ومدى هشاشتها في مواجهته، مثل هل فيه خطط بديلة وهل الكادر مدرب. والخطوة الرابعة: تقدير المخاطر وتحديد الأولويات، بدمج نتائج التحليل والهشاشة لتقدير مستوى الخطر لكل سيناريو، واستخدام خرائط المخاطر لتحديد السيناريوهات ذات الأولوية القصوى. وفي الحقيبة تمرين عملي مدته ٣٠ دقيقة، سيناريوه فريق إدارة مخاطر بتجمع صحي بمدينة ساحلية مثل جدة أو الدمام معرضة لخطر الأعاصير المدارية والفيضانات، والمهمة تحديد الأخطار المتتالية المحتملة وتحديد نقاط الهشاشة الرئيسية واقتراح ثلاثة إجراءات تخفيف متكاملة، تليها جلسة نقاش خمس عشرة دقيقة.</w:t>
       </w:r>
     </w:p>
     <w:p>
@@ -3489,7 +3489,7 @@
           <w:szCs w:val="20"/>
           <w:rtl/>
         </w:rPr>
-        <w:t xml:space="preserve">رابع محور كبير: التخطيط بالسيناريوهات. بعد ما نحدد ونقيّم المخاطر ذات الأولوية، المستقبل مو مسار واحد محدد بل مجموعة احتمالات، والتخطيط بالسيناريوهات أداة استراتيجية تساعد المنظمات تفكر في "المستقبلات الممكنة" وتستعد لها، وتعريفه: بناء روايات متعددة ومتماسكة عن المستقبل لاستكشاف حالات عدم اليقين وتحدي الافتراضات الحالية. أهميته أربعة أشياء: المرونة الاستراتيجية، تجهيز المنظومة لظروف متنوعة بدل الرهان على مستقبل واحد؛ تحدي التفكير التقليدي، إجبار صناع القرار للتفكير خارج الصندوق؛ تحسين الاستجابة للأزمات، بـ"التدرب" على سيناريوهات مختلفة تصبح الاستجابة الفعلية أسرع؛ وتحديد الإنذارات المبكرة، تساعد بتحديد المؤشرات اللي تشير إن مستقبل معين بدأ يتحقق. خطوات بناء السيناريوهات ست خطوات: الأولى تحديد سؤال محوري واضح ومحدد يركز على قضية استراتيجية؛ الثانية تحديد القوى الدافعة، باستخدام مخرجات المسح الأفقي والرأسي، زي التطورات بالذكاء الاصطناعي والتغيرات الديموغرافية؛ الثالثة تحديد حالات عدم اليقين الحرجة، باختيار أهم قوتين دافعتين والأقل يقينًا، مثالها مستوى تبني التقنيات الصحية الرقمية مقابل مستوى التمويل الحكومي؛ الرابعة بناء مصفوفة السيناريوهات، برسم مصفوفة بأربعة أرباع باستخدام حالتي عدم اليقين كمحاور — كل ربع يمثل مستقبل ممكن، مثلًا "الصحة الفائقة" عند تمويل مرتفع وتبني رقمي مرتفع، أو "أزمة في الرعاية" عند تمويل منخفض وتبني رقمي منخفض؛ الخامسة تطوير الروايات، بتحويل كل ربع لقصة غنية بالتفاصيل باسم جذاب ووصف واضح؛ والسادسة تحليل الآثار والاستراتيجيات، بطرح أسئلة عن التحديات والفرص لكل سيناريو، والبحث عن استراتيجيات "صلبة" تنجح في جميع السيناريوهات أو معظمها.</w:t>
+        <w:t xml:space="preserve">رابع محور كبير: التخطيط بالسيناريوهات. بعد ما نحدد ونقيّم المخاطر ذات الأولوية، المستقبل مو مسار واحد محدد بل مجموعة احتمالات، والتخطيط بالسيناريوهات أداة استراتيجية تساعد المنظمات تفكر في "المستقبلات الممكنة" وتستعد لها، وتعريفه: بناء روايات متعددة ومتماسكة عن المستقبل لاستكشاف حالات عدم اليقين وتحدي الافتراضات الحالية. أهميته أربعة أشياء: المرونة الاستراتيجية، تجهيز المنظومة لظروف متنوعة بدل الرهان على مستقبل واحد؛ تحدي التفكير التقليدي، إجبار صناع القرار للتفكير خارج الصندوق؛ تحسين الاستجابة للأزمات، بـ"التدرب" على سيناريوهات مختلفة تصبح الاستجابة الفعلية أسرع؛ وتحديد الإنذارات المبكرة، تساعد بتحديد المؤشرات اللي تشير إن مستقبل معين بدأ يتحقق. خطوات بناء السيناريوهات ست خطوات: الأولى تحديد سؤال محوري واضح ومحدد يركز على قضية استراتيجية؛ الثانية تحديد القوى الدافعة، باستخدام مخرجات المسح الأفقي والرأسي، مثل التطورات بالذكاء الاصطناعي والتغيرات الديموغرافية؛ الثالثة تحديد حالات عدم اليقين الحرجة، باختيار أهم قوتين دافعتين والأقل يقينًا، مثالها مستوى تبني التقنيات الصحية الرقمية مقابل مستوى التمويل الحكومي؛ الرابعة بناء مصفوفة السيناريوهات، برسم مصفوفة بأربعة أرباع باستخدام حالتي عدم اليقين كمحاور — كل ربع يمثل مستقبل ممكن، مثلًا "الصحة الفائقة" عند تمويل مرتفع وتبني رقمي مرتفع، أو "أزمة في الرعاية" عند تمويل منخفض وتبني رقمي منخفض؛ الخامسة تطوير الروايات، بتحويل كل ربع لقصة غنية بالتفاصيل باسم جذاب ووصف واضح؛ والسادسة تحليل الآثار والاستراتيجيات، بطرح أسئلة عن التحديات والفرص لكل سيناريو، والبحث عن استراتيجيات "صلبة" تنجح في جميع السيناريوهات أو معظمها.</w:t>
       </w:r>
     </w:p>
     <w:p>
@@ -3637,7 +3637,7 @@
           <w:szCs w:val="20"/>
           <w:rtl/>
         </w:rPr>
-        <w:t xml:space="preserve">أنظمة الترصد هي البنية التحتية اللي تجمع بيانات المؤشرات وتحللها، وفيه نوعان رئيسيان. الترصد القائم على المؤشرات: نظام تقليدي يعتمد على جمع بيانات منظمة وموحدة من المستشفيات حول قائمة محددة من الأمراض، ومصدره الرئيسي بالمملكة برنامج "حصن" أو HESN، وهو نظام إلكتروني وطني لترصد الأمراض المعدية يربط أكثر من ٩٥٪ من المستشفيات الحكومية والخاصة بمركز القيادة والتحكم بوزارة الصحة — نقاط قوته بيانات موحدة ودقة عالية، ونقاط ضعفه إنه بطيء في اكتشاف الأحداث غير المتوقعة أو الأمراض الجديدة. والترصد القائم على الأحداث: نظام أكثر مرونة يعتمد على رصد المعلومات غير الرسمية من مصادر واسعة زي وسائل الإعلام والتواصل الاجتماعي، عن طريق تحليل منشورات تويتر وفيسبوك عن كلمات مفتاحية زي "حمى" أو "سعال"، والخطوط الساخنة زي الرقم ٩٣٧، وتقارير الصيادلة عن زيادة مبيعات أدوية معينة — نقاط قوته سرعة اكتشاف الأحداث غير المتوقعة، ونقاط ضعفه أنه يحتاج تحليل دقيق للتحقق من صحة المعلومات لأن فيه ضوضاء عالية. والتكامل بين النوعين هو المفتاح: النظام الأكثر فعالية يستخدم الترصد القائم على الأحداث للكشف السريع عن إشارة محتملة، ثم يستخدم الترصد القائم على المؤشرات للتحقق منها وتأكيدها ومتابعتها. وفي الحقيبة تمرين عملي عشرين دقيقة: سيناريوه موسم صيف بمكة المكرمة وقت استقبال المعتمرين مع خطر الإجهاد الحراري وضربات الشمس، والمهمة تصميم ثلاثة مؤشرات إنذار مبكر — استباقي، وكمي، ونوعي — مع تحديد مصدر البيانات وكيفية القياس.</w:t>
+        <w:t xml:space="preserve">أنظمة الترصد هي البنية التحتية اللي تجمع بيانات المؤشرات وتحللها، وفيه نوعان رئيسيان. الترصد القائم على المؤشرات: نظام تقليدي يعتمد على جمع بيانات منظمة وموحدة من المستشفيات حول قائمة محددة من الأمراض، ومصدره الرئيسي بالمملكة برنامج "حصن" أو HESN، وهو نظام إلكتروني وطني لترصد الأمراض المعدية يربط أكثر من ٩٥٪ من المستشفيات الحكومية والخاصة بمركز القيادة والتحكم بوزارة الصحة — نقاط قوته بيانات موحدة ودقة عالية، ونقاط ضعفه إنه بطيء في اكتشاف الأحداث غير المتوقعة أو الأمراض الجديدة. والترصد القائم على الأحداث: نظام أكثر مرونة يعتمد على رصد المعلومات غير الرسمية من مصادر واسعة مثل وسائل الإعلام والتواصل الاجتماعي، عن طريق تحليل منشورات تويتر وفيسبوك عن كلمات مفتاحية مثل "حمى" أو "سعال"، والخطوط الساخنة مثل الرقم ٩٣٧، وتقارير الصيادلة عن زيادة مبيعات أدوية معينة — نقاط قوته سرعة اكتشاف الأحداث غير المتوقعة، ونقاط ضعفه أنه يحتاج تحليل دقيق للتحقق من صحة المعلومات لأن فيه ضوضاء عالية. والتكامل بين النوعين هو المفتاح: النظام الأكثر فعالية يستخدم الترصد القائم على الأحداث للكشف السريع عن إشارة محتملة، ثم يستخدم الترصد القائم على المؤشرات للتحقق منها وتأكيدها ومتابعتها. وفي الحقيبة تمرين عملي عشرين دقيقة: سيناريوه موسم صيف بمكة المكرمة وقت استقبال المعتمرين مع خطر الإجهاد الحراري وضربات الشمس، والمهمة تصميم ثلاثة مؤشرات إنذار مبكر — استباقي، وكمي، ونوعي — مع تحديد مصدر البيانات وكيفية القياس.</w:t>
       </w:r>
     </w:p>
     <w:p>
@@ -3711,7 +3711,7 @@
           <w:szCs w:val="20"/>
           <w:rtl/>
         </w:rPr>
-        <w:t xml:space="preserve">ودمج الترصد والإنذار بخطط الاستجابة يعني إن ما يكونان كيانين منفصلين — الدمج الفعّال يضمن إن الاستجابة تلقائية ومنهجية ومبنية على أدلة نظام الترصد. آليات الدمج أربعة: ربط العتبات بالإجراءات، بحيث تكون الإجراءات بخطة الاستجابة مرتبطة مباشرة بمستويات العتبة؛ فرق الاستجابة السريعة، تكون على اطلاع دائم بمخرجات الترصد وتُبلَّغ تلقائيًا عند تجاوز عتبة معينة؛ التدريبات والمحاكاة المنتظمة، تحاكي سيناريوهات يُفعَّل فيها الإنذار لاختبار فعالية الربط؛ ومنصات القيادة والتحكم الموحدة، تعرض بيانات الترصد الحية بجانب حالة تنفيذ خطط الاستجابة لرؤية شاملة لصناع القرار. وفي الحقيبة جلسة نقاش تفاعلية خمس عشرة دقيقة تطرح ثلاثة أسئلة: وش أكبر فجوة حالية بين نظام الترصد وخطط الاستجابة في منظومتكم؟ كيف نستخدم التقنيات الحديثة زي الذكاء الاصطناعي لتحسين ربط الترصد بالقرار؟ ووش التحديات الثقافية أو التنظيمية اللي تعيق الدمج الفعّال؟</w:t>
+        <w:t xml:space="preserve">ودمج الترصد والإنذار بخطط الاستجابة يعني إن ما يكونان كيانين منفصلين — الدمج الفعّال يضمن إن الاستجابة تلقائية ومنهجية ومبنية على أدلة نظام الترصد. آليات الدمج أربعة: ربط العتبات بالإجراءات، بحيث تكون الإجراءات بخطة الاستجابة مرتبطة مباشرة بمستويات العتبة؛ فرق الاستجابة السريعة، تكون على اطلاع دائم بمخرجات الترصد وتُبلَّغ تلقائيًا عند تجاوز عتبة معينة؛ التدريبات والمحاكاة المنتظمة، تحاكي سيناريوهات يُفعَّل فيها الإنذار لاختبار فعالية الربط؛ ومنصات القيادة والتحكم الموحدة، تعرض بيانات الترصد الحية بجانب حالة تنفيذ خطط الاستجابة لرؤية شاملة لصناع القرار. وفي الحقيبة جلسة نقاش تفاعلية خمس عشرة دقيقة تطرح ثلاثة أسئلة: وش أكبر فجوة حالية بين نظام الترصد وخطط الاستجابة في منظومتكم؟ كيف نستخدم التقنيات الحديثة مثل الذكاء الاصطناعي لتحسين ربط الترصد بالقرار؟ ووش التحديات الثقافية أو التنظيمية اللي تعيق الدمج الفعّال؟</w:t>
       </w:r>
     </w:p>
     <w:p>
@@ -4426,7 +4426,7 @@
           <w:szCs w:val="20"/>
           <w:rtl/>
         </w:rPr>
-        <w:t xml:space="preserve">أول محور: اللوجستيات والمخزون ومرونة سلسلة التوريد، وهي العمود الفقري للاستجابة الصحية. في أي أزمة صحية، من تفشٍ محدود لجائحة عالمية، حقيقة أساسية: ما يمكن نقدم رعاية صحية فعالة بدون إمدادات موثوقة، وأفضل الكوادر والتقنيات تصبح عاجزة إذا نفدت الكمامات أو أجهزة التنفس أو الأدوية الحيوية. مرونة سلسلة التوريد تُعرَّف بأنها قدرة السلسلة على الاستعداد للأحداث غير المتوقعة والاستجابة للاضطرابات والتعافي منها مع الحفاظ على استمرارية العمليات. جائحة كوفيد-19 كشفت هشاشة سلاسل التوريد العالمية بأربع نقاط ضعف هيكلية: الاعتماد المفرط على مصادر محدودة، لما تركّز إنتاج مستلزمات أساسية زي الكمامات في عدد قليل من الدول أدى لاختناقات حادة عند فرض قيود التصدير؛ نقص الشفافية والرؤية، عدم القدرة على تتبع الشحنات أو معرفة مستويات المخزون لدى الموردين؛ مخزون "في الوقت المناسب"، اللي كان فعّال بتقليل التكاليف بالأوقات العادية لكنه فشل فشلًا ذريعًا أمام الارتفاع المفاجئ بالطلب؛ وارتفاع الطلب العالمي، اللي أدى لارتفاع جنوني بالأسعار وظهور سوق سوداء.</w:t>
+        <w:t xml:space="preserve">أول محور: اللوجستيات والمخزون ومرونة سلسلة التوريد، وهي العمود الفقري للاستجابة الصحية. في أي أزمة صحية، من تفشٍ محدود لجائحة عالمية، حقيقة أساسية: ما يمكن نقدم رعاية صحية فعالة بدون إمدادات موثوقة، وأفضل الكوادر والتقنيات تصبح عاجزة إذا نفدت الكمامات أو أجهزة التنفس أو الأدوية الحيوية. مرونة سلسلة التوريد تُعرَّف بأنها قدرة السلسلة على الاستعداد للأحداث غير المتوقعة والاستجابة للاضطرابات والتعافي منها مع الحفاظ على استمرارية العمليات. جائحة كوفيد-19 كشفت هشاشة سلاسل التوريد العالمية بأربع نقاط ضعف هيكلية: الاعتماد المفرط على مصادر محدودة، لما تركّز إنتاج مستلزمات أساسية مثل الكمامات في عدد قليل من الدول أدى لاختناقات حادة عند فرض قيود التصدير؛ نقص الشفافية والرؤية، عدم القدرة على تتبع الشحنات أو معرفة مستويات المخزون لدى الموردين؛ مخزون "في الوقت المناسب"، اللي كان فعّال بتقليل التكاليف بالأوقات العادية لكنه فشل فشلًا ذريعًا أمام الارتفاع المفاجئ بالطلب؛ وارتفاع الطلب العالمي، اللي أدى لارتفاع جنوني بالأسعار وظهور سوق سوداء.</w:t>
       </w:r>
     </w:p>
     <w:p>
@@ -4463,7 +4463,7 @@
           <w:szCs w:val="20"/>
           <w:rtl/>
         </w:rPr>
-        <w:t xml:space="preserve">أربع استراتيجيات لبناء المرونة: تنويع قاعدة الموردين، بتجنب الاعتماد على مورد واحد أو منطقة جغرافية واحدة، وتحديد موردين بديلين ثانويين وثلاثيين، مع استكشاف التصنيع المحلي — مثالها التعاقد مع مورد كمامات من أوروبا وآخر من جنوب شرق آسيا مع دعم مصنع محلي؛ بناء علاقات استراتيجية مع الموردين، بالتحول من علاقة "بائع-مشتري" لشراكة حقيقية بمشاركة البيانات والتخطيط المشترك؛ التحليلات التنبؤية للطلب، باستخدام البيانات التاريخية ونماذج انتشار الأمراض لتوقع ارتفاعات الطلب مسبقًا، مثالها نماذج ذكاء اصطناعي تربط بيانات الطقس بمعدلات دخول الطوارئ للتنبؤ بالطلب على أجهزة الاستنشاق؛ وزيادة الشفافية والرؤية، بالاستثمار بتقنيات تتبع الشحنات لحظيًا زي البلوك تشين وإنترنت الأشياء.</w:t>
+        <w:t xml:space="preserve">أربع استراتيجيات لبناء المرونة: تنويع قاعدة الموردين، بتجنب الاعتماد على مورد واحد أو منطقة جغرافية واحدة، وتحديد موردين بديلين ثانويين وثلاثيين، مع استكشاف التصنيع المحلي — مثالها التعاقد مع مورد كمامات من أوروبا وآخر من جنوب شرق آسيا مع دعم مصنع محلي؛ بناء علاقات استراتيجية مع الموردين، بالتحول من علاقة "بائع-مشتري" لشراكة حقيقية بمشاركة البيانات والتخطيط المشترك؛ التحليلات التنبؤية للطلب، باستخدام البيانات التاريخية ونماذج انتشار الأمراض لتوقع ارتفاعات الطلب مسبقًا، مثالها نماذج ذكاء اصطناعي تربط بيانات الطقس بمعدلات دخول الطوارئ للتنبؤ بالطلب على أجهزة الاستنشاق؛ وزيادة الشفافية والرؤية، بالاستثمار بتقنيات تتبع الشحنات لحظيًا مثل البلوك تشين وإنترنت الأشياء.</w:t>
       </w:r>
     </w:p>
     <w:p>
@@ -4685,7 +4685,7 @@
           <w:szCs w:val="20"/>
           <w:rtl/>
         </w:rPr>
-        <w:t xml:space="preserve">مراحل تنفيذ مراجعة ما بعد الحدث حسب دليل منظمة الصحة العالمية ثلاث مراحل. مرحلة التخطيط: الإعداد والتحضير، وأنشطتها تحديد نطاق وأهداف المراجعة، وتحديد المشاركين الرئيسيين من كل الإدارات، واختيار ميسّر محايد وذو خبرة، وجمع البيانات والوثائق ذات الصلة، وتحديد موعد ومكان مناسبين. مرحلة التنفيذ: جلسة المراجعة الفعلية، وأنشطتها الترحيب بالمشاركين وتوضيح قواعد الجلسة "لا للوم، التركيز على التعلم"، وتيسير النقاش حول الأسئلة الأربعة، واستخدام أدوات زي تحليل السبب الجذري، وضمان مشاركة الجميع وتوثيق النقاط. ومرحلة المتابعة: تحويل النقاش لمخرجات ملموسة، وأنشطتها إعداد تقرير AAR يلخص النقاشات والدروس والتوصيات، وتطوير خطة تحسين بناءً على التوصيات، ومشاركتها مع أصحاب المصلحة، ومتابعة التنفيذ بشكل دوري.</w:t>
+        <w:t xml:space="preserve">مراحل تنفيذ مراجعة ما بعد الحدث حسب دليل منظمة الصحة العالمية ثلاث مراحل. مرحلة التخطيط: الإعداد والتحضير، وأنشطتها تحديد نطاق وأهداف المراجعة، وتحديد المشاركين الرئيسيين من كل الإدارات، واختيار ميسّر محايد وذو خبرة، وجمع البيانات والوثائق ذات الصلة، وتحديد موعد ومكان مناسبين. مرحلة التنفيذ: جلسة المراجعة الفعلية، وأنشطتها الترحيب بالمشاركين وتوضيح قواعد الجلسة "لا للوم، التركيز على التعلم"، وتيسير النقاش حول الأسئلة الأربعة، واستخدام أدوات مثل تحليل السبب الجذري، وضمان مشاركة الجميع وتوثيق النقاط. ومرحلة المتابعة: تحويل النقاش لمخرجات ملموسة، وأنشطتها إعداد تقرير AAR يلخص النقاشات والدروس والتوصيات، وتطوير خطة تحسين بناءً على التوصيات، ومشاركتها مع أصحاب المصلحة، ومتابعة التنفيذ بشكل دوري.</w:t>
       </w:r>
     </w:p>
     <w:p>
@@ -4870,7 +4870,7 @@
           <w:szCs w:val="20"/>
           <w:rtl/>
         </w:rPr>
-        <w:t xml:space="preserve">ثالث محور كبير: إدارة وقياس مؤشرات الأداء KPIs، وفكرته "ما لا يمكن قياسه لا يمكن إدارته". الاعتماد على الحدس أو الانطباعات خطير في إدارة الطوارئ، ونحتاج بوصلة توجّه جهودنا، وهذي البوصلة هي مؤشرات الأداء الرئيسية اللي تحوّل الأهداف الاستراتيجية زي "تحسين الجاهزية" لأرقام وبيانات قابلة للقياس والمتابعة. كما قال د. تيدروس أدهانوم مدير عام منظمة الصحة العالمية: "الحرب على الأوبئة، مثل أي حرب أخرى، لا يمكن كسبها بدون معلومات استخباراتية جيدة" — والمؤشرات هي هذي المعلومات الاستخباراتية.</w:t>
+        <w:t xml:space="preserve">ثالث محور كبير: إدارة وقياس مؤشرات الأداء KPIs، وفكرته "ما لا يمكن قياسه لا يمكن إدارته". الاعتماد على الحدس أو الانطباعات خطير في إدارة الطوارئ، ونحتاج بوصلة توجّه جهودنا، وهذي البوصلة هي مؤشرات الأداء الرئيسية اللي تحوّل الأهداف الاستراتيجية مثل "تحسين الجاهزية" لأرقام وبيانات قابلة للقياس والمتابعة. كما قال د. تيدروس أدهانوم مدير عام منظمة الصحة العالمية: "الحرب على الأوبئة، مثل أي حرب أخرى، لا يمكن كسبها بدون معلومات استخباراتية جيدة" — والمؤشرات هي هذي المعلومات الاستخباراتية.</w:t>
       </w:r>
     </w:p>
     <w:p>
@@ -5055,7 +5055,7 @@
           <w:szCs w:val="20"/>
           <w:rtl/>
         </w:rPr>
-        <w:t xml:space="preserve">رابع محور كبير: إدارة أصحاب المصلحة، وفكرته "لا أحد يستجيب بمفرده". في أي طارئة صحية، ما يقدر أي منظمة تنجح بالاستجابة لحالها حتى لو كانت وزارة الصحة نفسها — النجاح يعتمد على شبكة معقدة من الأفراد والمنظمات المتأثرة أو المؤثرة، وهم أصحاب المصلحة. إدارة هذي العلاقة ما هي مجرد "علاقات عامة"، بل وظيفة حيوية من وظائف إدارة الطوارئ زي اللوجستيات أو الرعاية السريرية، والفشل فيها يؤدي لانتشار معلومات مضللة وفقدان ثقة الجمهور وتضارب الجهود، بينما الإدارة الفعالة تبني الثقة وتحشد الدعم وتخلق استجابة متماسكة.</w:t>
+        <w:t xml:space="preserve">رابع محور كبير: إدارة أصحاب المصلحة، وفكرته "لا أحد يستجيب بمفرده". في أي طارئة صحية، ما يقدر أي منظمة تنجح بالاستجابة لحالها حتى لو كانت وزارة الصحة نفسها — النجاح يعتمد على شبكة معقدة من الأفراد والمنظمات المتأثرة أو المؤثرة، وهم أصحاب المصلحة. إدارة هذي العلاقة ما هي مجرد "علاقات عامة"، بل وظيفة حيوية من وظائف إدارة الطوارئ مثل اللوجستيات أو الرعاية السريرية، والفشل فيها يؤدي لانتشار معلومات مضللة وفقدان ثقة الجمهور وتضارب الجهود، بينما الإدارة الفعالة تبني الثقة وتحشد الدعم وتخلق استجابة متماسكة.</w:t>
       </w:r>
     </w:p>
     <w:p>
@@ -5129,7 +5129,7 @@
           <w:szCs w:val="20"/>
           <w:rtl/>
         </w:rPr>
-        <w:t xml:space="preserve">ونعود لمحور التواصل الفعال، ومكمّل لما أخذناه بالفصل الثاني، بستة مبادئ من مركز مكافحة الأمراض الأمريكي CDC: كن الأول، كن مصدر المعلومة الأول قبل ما يسبقك غيرك بمعلومة خاطئة؛ كن دقيقًا، الدقة أهم من السرعة، تأكد قبل النشر وإذا ما كنت متأكد قل ذلك بوضوح؛ كن ذا مصداقية، ابنِ المصداقية بالصدق والشفافية والاتساق؛ عبّر عن التعاطف، أظهر الاهتمام واعترف بمشاعر الخوف؛ شجّع على العمل، أعطِ الناس أشياء محددة يفعلونها لحماية أنفسهم زي "اغسل يديك" و"ابق بالمنزل"؛ وأظهر الاحترام، احترم قدرة الجمهور على فهم المعلومات المعقدة إذا شُرحت ببساطة. أما قنوات التواصل فتحتاج مزيج من أربعة أنواع: الإعلام التقليدي، مؤتمرات صحفية وبيانات رسمية ومقابلات؛ الإعلام الرقمي، حسابات التواصل الرسمية والموقع الإلكتروني وتطبيقات "توكلنا" و"صحة"؛ التواصل المباشر، اجتماعات مع قادة المجتمع وخطوط ساخنة ورسائل نصية؛ والمتحدثون الرسميون، خبراء صحة عامة مدربون وليسوا سياسيين بالضرورة.</w:t>
+        <w:t xml:space="preserve">ونعود لمحور التواصل الفعال، ومكمّل لما أخذناه بالفصل الثاني، بستة مبادئ من مركز مكافحة الأمراض الأمريكي CDC: كن الأول، كن مصدر المعلومة الأول قبل ما يسبقك غيرك بمعلومة خاطئة؛ كن دقيقًا، الدقة أهم من السرعة، تأكد قبل النشر وإذا ما كنت متأكد قل ذلك بوضوح؛ كن ذا مصداقية، ابنِ المصداقية بالصدق والشفافية والاتساق؛ عبّر عن التعاطف، أظهر الاهتمام واعترف بمشاعر الخوف؛ شجّع على العمل، أعطِ الناس أشياء محددة يفعلونها لحماية أنفسهم مثل "اغسل يديك" و"ابق بالمنزل"؛ وأظهر الاحترام، احترم قدرة الجمهور على فهم المعلومات المعقدة إذا شُرحت ببساطة. أما قنوات التواصل فتحتاج مزيج من أربعة أنواع: الإعلام التقليدي، مؤتمرات صحفية وبيانات رسمية ومقابلات؛ الإعلام الرقمي، حسابات التواصل الرسمية والموقع الإلكتروني وتطبيقات "توكلنا" و"صحة"؛ التواصل المباشر، اجتماعات مع قادة المجتمع وخطوط ساخنة ورسائل نصية؛ والمتحدثون الرسميون، خبراء صحة عامة مدربون وليسوا سياسيين بالضرورة.</w:t>
       </w:r>
     </w:p>
     <w:p>
@@ -5166,7 +5166,7 @@
           <w:szCs w:val="20"/>
           <w:rtl/>
         </w:rPr>
-        <w:t xml:space="preserve">بناء الثقة والتأثير: الثقة نتاج مزيج من أربعة عناصر — الكفاءة والخبرة، أن يرى الجمهور إن قراراتك مبنية على العلم والأدلة؛ الانفتاح والصدق، الشفافية حول ما تعرفه وما لا تعرفه؛ الاهتمام والتعاطف، أن يشعر الجمهور إنك تضع مصلحتهم أولًا؛ والالتزام والموثوقية، الوفاء بالوعود وتقديم تحديثات كما وعدت. ومكافحة المعلومات المضللة، أو "الإنفوديميك"، تحتاج استراتيجية استباقية بأربع أدوات: الرصد الاستباقي، رصد وسائل التواصل لتحديد الشائعات فور ظهورها؛ التصحيح السريع، الرد بسرعة مع تقديم المعلومة الصحيحة، وإنشاء صفحة "حقائق وخرافات"؛ التعاون مع المؤثرين، الاستفادة من قادة الرأي الموثوقين زي الأطباء والعلماء؛ وتعزيز التفكير النقدي، حملات توعوية تعلم الجمهور يميز بين المصادر الموثوقة وغير الموثوقة. والتطبيق بالسياق السعودي أثبت نجاحه بالاستفادة من المنصات الرسمية الموحدة زي حساب وزارة الصحة على تويتر ووكالة الأنباء السعودية "واس"، وبالمؤتمر الصحفي اليومي وقت كورونا، مع مراعاة الحساسية الثقافية دائمًا.</w:t>
+        <w:t xml:space="preserve">بناء الثقة والتأثير: الثقة نتاج مزيج من أربعة عناصر — الكفاءة والخبرة، أن يرى الجمهور إن قراراتك مبنية على العلم والأدلة؛ الانفتاح والصدق، الشفافية حول ما تعرفه وما لا تعرفه؛ الاهتمام والتعاطف، أن يشعر الجمهور إنك تضع مصلحتهم أولًا؛ والالتزام والموثوقية، الوفاء بالوعود وتقديم تحديثات كما وعدت. ومكافحة المعلومات المضللة، أو "الإنفوديميك"، تحتاج استراتيجية استباقية بأربع أدوات: الرصد الاستباقي، رصد وسائل التواصل لتحديد الشائعات فور ظهورها؛ التصحيح السريع، الرد بسرعة مع تقديم المعلومة الصحيحة، وإنشاء صفحة "حقائق وخرافات"؛ التعاون مع المؤثرين، الاستفادة من قادة الرأي الموثوقين مثل الأطباء والعلماء؛ وتعزيز التفكير النقدي، حملات توعوية تعلم الجمهور يميز بين المصادر الموثوقة وغير الموثوقة. والتطبيق بالسياق السعودي أثبت نجاحه بالاستفادة من المنصات الرسمية الموحدة مثل حساب وزارة الصحة على تويتر ووكالة الأنباء السعودية "واس"، وبالمؤتمر الصحفي اليومي وقت كورونا، مع مراعاة الحساسية الثقافية دائمًا.</w:t>
       </w:r>
     </w:p>
     <w:p>

--- a/docs/nasser-video-script-bag2.docx
+++ b/docs/nasser-video-script-bag2.docx
@@ -246,7 +246,7 @@
           <w:szCs w:val="20"/>
           <w:rtl/>
         </w:rPr>
-        <w:t xml:space="preserve">أول محور تحت عنوان "١٠.١ تصميم الإطار الاستراتيجي الشامل للاستجابة". الطوارئ ما تمنح وقت للتفكير الطويل، بل تفرض قرارات سريعة في بيئة غير مكتملة المعلومات، ومن هنا يأتي دور هذا الإطار كـ"العقل المسبق" للمؤسسة أثناء الأزمة — لا يُكتب ليُقرأ أثناء الطوارئ، بل ليُستوعب قبلها، وهو اللي يحدد كيف تفاضل القيادة بين الخيارات الصعبة وترتب الأولويات وقت تزاحم المطالب. عمليًا، تبدأ القيادة بتحديد أنواع الطوارئ اللي ممكن تواجهها المؤسسة وفق نهج "جميع الأخطار"، ثم تحدد ما لا يمكن التنازل عنه مهما كانت الظروف، مثل سلامة المرضى وحماية الكوادر واستمرارية الخدمات الحرجة. بعدها تُحسم مسألة القيادة عن طريق ثلاثة أسئلة: منو يقود أثناء الطوارئ؟ هل تتعدد مراكز القرار أم تُوحّد؟ ووش حدود التفويض ومتى يُسحب؟ مثال واقعي: خلال جائحة كوفيد-19، المؤسسات اللي حسمت مبكرًا نموذج القيادة الموحدة وتمسكت فيه رغم الضغوط قدرت تتخذ قرارات سريعة مثل الحجر ومنع التجول، وتوحّد رسائلها، وتقلل الارتباك الداخلي، بينما مؤسسات ثانية عانت من تضارب القرارات رغم امتلاكها خططًا مكتوبة.</w:t>
+        <w:t xml:space="preserve">أول محور تحت عنوان ١٠.١ تصميم الإطار الاستراتيجي الشامل للاستجابة. الطوارئ ما تمنح وقت للتفكير الطويل، بل تفرض قرارات سريعة في بيئة غير مكتملة المعلومات، ومن هنا يأتي دور هذا الإطار كـ"العقل المسبق" للمؤسسة أثناء الأزمة — لا يُكتب ليُقرأ أثناء الطوارئ، بل ليُستوعب قبلها، وهو اللي يحدد كيف تفاضل القيادة بين الخيارات الصعبة وترتب الأولويات وقت تزاحم المطالب. عمليًا، تبدأ القيادة بتحديد أنواع الطوارئ اللي ممكن تواجهها المؤسسة وفق نهج "جميع الأخطار"، ثم تحدد ما لا يمكن التنازل عنه مهما كانت الظروف، مثل سلامة المرضى وحماية الكوادر واستمرارية الخدمات الحرجة. بعدها تُحسم مسألة القيادة عن طريق ثلاثة أسئلة: منو يقود أثناء الطوارئ؟ هل تتعدد مراكز القرار أم تُوحّد؟ ووش حدود التفويض ومتى يُسحب؟ مثال واقعي: خلال جائحة كوفيد-19، المؤسسات اللي حسمت مبكرًا نموذج القيادة الموحدة وتمسكت فيه رغم الضغوط قدرت تتخذ قرارات سريعة مثل الحجر ومنع التجول، وتوحّد رسائلها، وتقلل الارتباك الداخلي، بينما مؤسسات ثانية عانت من تضارب القرارات رغم امتلاكها خططًا مكتوبة.</w:t>
       </w:r>
     </w:p>
     <w:p>
@@ -283,7 +283,7 @@
           <w:szCs w:val="20"/>
           <w:rtl/>
         </w:rPr>
-        <w:t xml:space="preserve">ثاني محور: "١٠.٢ خطط الطوارئ الصحية". إذا كان الإطار الاستراتيجي يحدد كيف تفكر القيادة، فخطط الطوارئ تحدد كيف تتحرك المؤسسة. أكبر خطأ شائع هو تحويل الخطة لسيناريو واحد متفائل، بينما الواقع إن الطوارئ الصحية نادرًا ما تجي منفردة أو نقية، وغالبًا تتقاطع عدة أزمات في وقت واحد، ولذلك أفضل الممارسات تعتمد على التخطيط القائم على السيناريوهات. عمليًا، تجلس القيادة مع الفرق المعنية وتطرح السؤال: "وش أسوأ سيناريو معقول ممكن نواجهه؟"، وتُبنى الخطط على هذا الأساس لا على الافتراضات المريحة. الخطة الجيدة تشمل: آلية التفعيل، توزيع الأدوار، إدارة الموارد، مسارات القرار، وخطط التواصل. مثال توضيحي: مستشفى مرجعي بنى خطة وبائية افترضت تضاعف أعداد المرضى خلال أسابيع، ونقصًا في بعض الإمدادات، وإرهاقًا شديدًا للكوادر، فجهّز مسارات فرز وخطط إعادة توزيع وآليات دعم نفسي، وعند وقوع الأزمة الفعلية ما كان الأداء مثاليًا لكنه كان منظمًا وقابلًا للسيطرة.</w:t>
+        <w:t xml:space="preserve">ثاني محور: ١٠.٢ خطط الطوارئ الصحية. إذا كان الإطار الاستراتيجي يحدد كيف تفكر القيادة، فخطط الطوارئ تحدد كيف تتحرك المؤسسة. أكبر خطأ شائع هو تحويل الخطة لسيناريو واحد متفائل، بينما الواقع إن الطوارئ الصحية نادرًا ما تجي منفردة أو نقية، وغالبًا تتقاطع عدة أزمات في وقت واحد، ولذلك أفضل الممارسات تعتمد على التخطيط القائم على السيناريوهات. عمليًا، تجلس القيادة مع الفرق المعنية وتطرح السؤال: "وش أسوأ سيناريو معقول ممكن نواجهه؟"، وتُبنى الخطط على هذا الأساس لا على الافتراضات المريحة. الخطة الجيدة تشمل: آلية التفعيل، توزيع الأدوار، إدارة الموارد، مسارات القرار، وخطط التواصل. مثال توضيحي: مستشفى مرجعي بنى خطة وبائية افترضت تضاعف أعداد المرضى خلال أسابيع، ونقصًا في بعض الإمدادات، وإرهاقًا شديدًا للكوادر، فجهّز مسارات فرز وخطط إعادة توزيع وآليات دعم نفسي، وعند وقوع الأزمة الفعلية ما كان الأداء مثاليًا لكنه كان منظمًا وقابلًا للسيطرة.</w:t>
       </w:r>
     </w:p>
     <w:p>
@@ -320,7 +320,7 @@
           <w:szCs w:val="20"/>
           <w:rtl/>
         </w:rPr>
-        <w:t xml:space="preserve">ثالث محور: "١٠.٣ تحديد أهداف التعافي واستمرارية الأعمال". كثير من القيادات تركّز على الاستجابة وتنسى أن الأزمة رحلة مو لحظة، والسؤال اللي لازم يُطرح مبكرًا: وش الحد الأدنى المقبول من الخدمة أثناء الأزمة؟ ومتى نبدأ التعافي؟ عمليًا تبدأ القيادة بتصنيف خدمات المؤسسة إلى ثلاث فئات: خدمات ما تحتمل التوقف إطلاقًا، وخدمات يمكن تقليصها مؤقتًا، وخدمات يمكن تعليقها بدون تهديد مباشر. بعدها تُحدد أهداف التعافي، مثل الزمن المقبول لاستعادة الخدمة والموارد اللازمة للحفاظ على الاستمرارية. مثال واقعي: خلال أزمة صحية، قررت قيادة منشأة تعليق العمليات غير العاجلة، وتعزيز خدمات الطوارئ والعناية المركزة، وتحويل بعض الخدمات لنماذج افتراضية — قرار ما كان سهل لكنه حافظ على استدامة المؤسسة ومنع الانهيار.</w:t>
+        <w:t xml:space="preserve">ثالث محور: ١٠.٣ تحديد أهداف التعافي واستمرارية الأعمال. كثير من القيادات تركّز على الاستجابة وتنسى أن الأزمة رحلة مو لحظة، والسؤال اللي لازم يُطرح مبكرًا: وش الحد الأدنى المقبول من الخدمة أثناء الأزمة؟ ومتى نبدأ التعافي؟ عمليًا تبدأ القيادة بتصنيف خدمات المؤسسة إلى ثلاث فئات: خدمات ما تحتمل التوقف إطلاقًا، وخدمات يمكن تقليصها مؤقتًا، وخدمات يمكن تعليقها بدون تهديد مباشر. بعدها تُحدد أهداف التعافي، مثل الزمن المقبول لاستعادة الخدمة والموارد اللازمة للحفاظ على الاستمرارية. مثال واقعي: خلال أزمة صحية، قررت قيادة منشأة تعليق العمليات غير العاجلة، وتعزيز خدمات الطوارئ والعناية المركزة، وتحويل بعض الخدمات لنماذج افتراضية — قرار ما كان سهل لكنه حافظ على استدامة المؤسسة ومنع الانهيار.</w:t>
       </w:r>
     </w:p>
     <w:p>
@@ -357,7 +357,7 @@
           <w:szCs w:val="20"/>
           <w:rtl/>
         </w:rPr>
-        <w:t xml:space="preserve">رابع محور: "١٠.٤ الجاهزية المؤسسية: الاختبار الحقيقي قبل أن تبدأ الأزمة". الجاهزية ما تُقاس بما هو مكتوب، بل بما هو قابل للتنفيذ، ولذلك القيادة الصحية الواعية تختبر جاهزيتها بانتظام لا لتسجيل الإنجاز، بل لاكتشاف الضعف. عمليًا تشمل الجاهزية خمسة عناصر: وضوح أدوار القيادة، قدرة الكوادر على العمل تحت الضغط، مرونة الأنظمة والبنية التحتية، توفر بدائل عند التعطل، والتمارين والمحاكاة — وهذي الأخيرة ليست ترفًا بل ضرورة قيادية. مثال توضيحي: أحد المستشفيات أجرى تمرين طوارئ مفاجئ فاكتشف غموضًا في الصلاحيات، وضعفًا في قنوات التواصل، واعتمادًا مفرطًا على نظام واحد — والتمرين كشف هذي الثغرات قبل ما تكشفها الأزمة الحقيقية.</w:t>
+        <w:t xml:space="preserve">رابع محور: ١٠.٤ الجاهزية المؤسسية: الاختبار الحقيقي قبل أن تبدأ الأزمة. الجاهزية ما تُقاس بما هو مكتوب، بل بما هو قابل للتنفيذ، ولذلك القيادة الصحية الواعية تختبر جاهزيتها بانتظام لا لتسجيل الإنجاز، بل لاكتشاف الضعف. عمليًا تشمل الجاهزية خمسة عناصر: وضوح أدوار القيادة، قدرة الكوادر على العمل تحت الضغط، مرونة الأنظمة والبنية التحتية، توفر بدائل عند التعطل، والتمارين والمحاكاة — وهذي الأخيرة ليست ترفًا بل ضرورة قيادية. مثال توضيحي: أحد المستشفيات أجرى تمرين طوارئ مفاجئ فاكتشف غموضًا في الصلاحيات، وضعفًا في قنوات التواصل، واعتمادًا مفرطًا على نظام واحد — والتمرين كشف هذي الثغرات قبل ما تكشفها الأزمة الحقيقية.</w:t>
       </w:r>
     </w:p>
     <w:p>
@@ -468,7 +468,7 @@
           <w:szCs w:val="20"/>
           <w:rtl/>
         </w:rPr>
-        <w:t xml:space="preserve">خامس محور: "١٠.٥ التكامل بين الجهات". من أخطر الأوهام في الطوارئ الصحية هو الاعتقاد بأن المؤسسة قادرة على العمل بمعزل عن محيطها؛ الاستجابة الفعالة هي استجابة منسّقة تبدأ قبل الأزمة. عمليًا تعمل القيادة على أربع نقاط: تحديد الجهات الشريكة، الاتفاق على آليات التواصل، تجنب ازدواجية الجهود، وتوحيد الرسائل. مثال واقعي: غياب التنسيق بين المستشفيات أثناء أزمة أدى في بعض الدول لتكدس مرضى في جهة واحدة وتعطّل خدمات في جهات أخرى، بينما التكامل المسبق سمح بتوزيع العبء وتحسين النتائج.</w:t>
+        <w:t xml:space="preserve">خامس محور: ١٠.٥ التكامل بين الجهات. من أخطر الأوهام في الطوارئ الصحية هو الاعتقاد بأن المؤسسة قادرة على العمل بمعزل عن محيطها؛ الاستجابة الفعالة هي استجابة منسّقة تبدأ قبل الأزمة. عمليًا تعمل القيادة على أربع نقاط: تحديد الجهات الشريكة، الاتفاق على آليات التواصل، تجنب ازدواجية الجهود، وتوحيد الرسائل. مثال واقعي: غياب التنسيق بين المستشفيات أثناء أزمة أدى في بعض الدول لتكدس مرضى في جهة واحدة وتعطّل خدمات في جهات أخرى، بينما التكامل المسبق سمح بتوزيع العبء وتحسين النتائج.</w:t>
       </w:r>
     </w:p>
     <w:p>
@@ -505,7 +505,7 @@
           <w:szCs w:val="20"/>
           <w:rtl/>
         </w:rPr>
-        <w:t xml:space="preserve">سادس محور: "١٠.٦ بناء وتكامل خطط استمرارية الأعمال". هذي الخطط هي الضمان الأخير بأن المؤسسة الصحية لن تنهار تحت الضغط، وهي ما تعمل بمعزل عن خطط الطوارئ، بل تتكامل معها. عمليًا تحدد القيادة أربعة عناصر: الموارد الحيوية، العمليات الحرجة، الموردين البدلاء، والبدائل التشغيلية، ثم تختبر هذي الخطط بانتظام. مثال توضيحي: خطة استمرارية فعالة تضمنت موردين بديلين للأدوية، وجداول طوارئ للكوادر، وخطط تشغيل عند تعطل الأنظمة، فاستمرت المؤسسة في تقديم خدماتها رغم الظروف القاسية.</w:t>
+        <w:t xml:space="preserve">سادس محور: ١٠.٦ بناء وتكامل خطط استمرارية الأعمال. هذي الخطط هي الضمان الأخير بأن المؤسسة الصحية لن تنهار تحت الضغط، وهي ما تعمل بمعزل عن خطط الطوارئ، بل تتكامل معها. عمليًا تحدد القيادة أربعة عناصر: الموارد الحيوية، العمليات الحرجة، الموردين البدلاء، والبدائل التشغيلية، ثم تختبر هذي الخطط بانتظام. مثال توضيحي: خطة استمرارية فعالة تضمنت موردين بديلين للأدوية، وجداول طوارئ للكوادر، وخطط تشغيل عند تعطل الأنظمة، فاستمرت المؤسسة في تقديم خدماتها رغم الظروف القاسية.</w:t>
       </w:r>
     </w:p>
     <w:p>
@@ -653,7 +653,7 @@
           <w:szCs w:val="20"/>
           <w:rtl/>
         </w:rPr>
-        <w:t xml:space="preserve">المحور الثاني الكبير من الفصل: أنظمة القيادة أثناء الحوادث، ويُختصر بالإنجليزي ICS، ومركز عمليات الطوارئ EOC. أكبر خطأ أثناء الطوارئ هو محاولة إدارتها بنفس الهيكل الإداري اليومي، لأن الطوارئ الصحية ما تحتمل التعقيد البيروقراطي، ولا تعدد المسارات، ولا التسلسل البطيء للقرارات. نبدأ بـ"١١.١ هيكل وتنظيم مركز القيادة أثناء الحوادث": نظام ICS جاء كنموذج قيادي مرن يقوم على مبدأ بسيط وحاسم — قيادة واحدة، أهداف واضحة، وأدوار محددة بدقة. في ICS، الهياكل الإدارية ما تُلغى، بل تُعلّق مؤقتًا لصالح هيكل طوارئ واضح يتوسع أو ينكمش حسب حجم الحدث، والقيادة هنا دور يُفعّل عند الحاجة لا منصب دائم. عمليًا، يبدأ تفعيل ICS بتحديد قائد الحادث Incident Commander، وهو المسؤول عن أربع مهام: اعتماد القرارات الحرجة، تحديد الأهداف الفورية، التواصل مع القيادة العليا والجهات الخارجية، وتوحيد الجهود. تحته تُبنى وحدات وظيفية — عمليات، تخطيط، لوجستيات، دعم — لا بناءً على الألقاب، بل على ما يحتاجه الحدث فعليًا. مثال واقعي: في تفشٍ وبائي داخل منشأة صحية، قد يتولى القيادة شخص عنده خبرة تشغيلية قوية لا بالضرورة أعلى منصب إداري، لأن سرعة القرار والمعرفة الميدانية تصبح أهم من التسلسل الوظيفي.</w:t>
+        <w:t xml:space="preserve">المحور الثاني الكبير من الفصل: أنظمة القيادة أثناء الحوادث، ويُختصر بالإنجليزي ICS، ومركز عمليات الطوارئ EOC. أكبر خطأ أثناء الطوارئ هو محاولة إدارتها بنفس الهيكل الإداري اليومي، لأن الطوارئ الصحية ما تحتمل التعقيد البيروقراطي، ولا تعدد المسارات، ولا التسلسل البطيء للقرارات. نبدأ بـ١١.١ هيكل وتنظيم مركز القيادة أثناء الحوادث: نظام ICS جاء كنموذج قيادي مرن يقوم على مبدأ بسيط وحاسم — قيادة واحدة، أهداف واضحة، وأدوار محددة بدقة. في ICS، الهياكل الإدارية ما تُلغى، بل تُعلّق مؤقتًا لصالح هيكل طوارئ واضح يتوسع أو ينكمش حسب حجم الحدث، والقيادة هنا دور يُفعّل عند الحاجة لا منصب دائم. عمليًا، يبدأ تفعيل ICS بتحديد قائد الحادث Incident Commander، وهو المسؤول عن أربع مهام: اعتماد القرارات الحرجة، تحديد الأهداف الفورية، التواصل مع القيادة العليا والجهات الخارجية، وتوحيد الجهود. تحته تُبنى وحدات وظيفية — عمليات، تخطيط، لوجستيات، دعم — لا بناءً على الألقاب، بل على ما يحتاجه الحدث فعليًا. مثال واقعي: في تفشٍ وبائي داخل منشأة صحية، قد يتولى القيادة شخص عنده خبرة تشغيلية قوية لا بالضرورة أعلى منصب إداري، لأن سرعة القرار والمعرفة الميدانية تصبح أهم من التسلسل الوظيفي.</w:t>
       </w:r>
     </w:p>
     <w:p>
@@ -690,7 +690,7 @@
           <w:szCs w:val="20"/>
           <w:rtl/>
         </w:rPr>
-        <w:t xml:space="preserve">"١١.٢ أدوار ومسؤوليات مركز عمليات الطوارئ": إذا كان ICS يقود الحدث ميدانيًا، فمركز عمليات الطوارئ EOC يقود الصورة الكبرى. EOC ليس بديلًا عن القيادة الميدانية، بل منصة تنسيقية تضمن أربع أشياء: الموارد تُدار بذكاء، المعلومات تتدفق بشكل صحيح، التنسيق الخارجي يتم بسلاسة، والقرارات تُدعم بالتحليل. في المؤسسات الصحية الناضجة يُفهم EOC على أنه غرفة القرار، لا غرفة التشغيل، وأدواره تشمل: جمع وتحليل المعلومات من الميدان، دعم القيادة بالبيانات، تنسيق الموارد البشرية واللوجستية، إدارة الاتصال مع الجهات التنظيمية، وضمان اتساق الرسائل. مثال توضيحي: أثناء ضغط شديد على الطوارئ، يحلل EOC الطاقة الاستيعابية، ويتواصل مع مستشفيات أخرى، وينسّق تحويل الحالات، بدل ما يترك قائد الميدان غارق في التفاصيل.</w:t>
+        <w:t xml:space="preserve">١١.٢ أدوار ومسؤوليات مركز عمليات الطوارئ: إذا كان ICS يقود الحدث ميدانيًا، فمركز عمليات الطوارئ EOC يقود الصورة الكبرى. EOC ليس بديلًا عن القيادة الميدانية، بل منصة تنسيقية تضمن أربع أشياء: الموارد تُدار بذكاء، المعلومات تتدفق بشكل صحيح، التنسيق الخارجي يتم بسلاسة، والقرارات تُدعم بالتحليل. في المؤسسات الصحية الناضجة يُفهم EOC على أنه غرفة القرار، لا غرفة التشغيل، وأدواره تشمل: جمع وتحليل المعلومات من الميدان، دعم القيادة بالبيانات، تنسيق الموارد البشرية واللوجستية، إدارة الاتصال مع الجهات التنظيمية، وضمان اتساق الرسائل. مثال توضيحي: أثناء ضغط شديد على الطوارئ، يحلل EOC الطاقة الاستيعابية، ويتواصل مع مستشفيات أخرى، وينسّق تحويل الحالات، بدل ما يترك قائد الميدان غارق في التفاصيل.</w:t>
       </w:r>
     </w:p>
     <w:p>
@@ -727,7 +727,7 @@
           <w:szCs w:val="20"/>
           <w:rtl/>
         </w:rPr>
-        <w:t xml:space="preserve">"١١.٣ تصميم وتشغيل EOC لتحقيق الاستمرارية": تصميم EOC ما هو مجرد تجهيز غرفة، بل قرار استراتيجي حول كيف تقود المؤسسة نفسها أثناء الأزمات. أفضل الممارسات تقول إن EOC الفعّال: لا يتطلب أن يكون دائم التشغيل، لا يعتمد على أفراد بعينهم، يمكن تفعيله جزئيًا أو كليًا، ويتكامل مع خطط استمرارية الأعمال. عمليًا تبدأ القيادة بتحديد خمس أشياء: وش صلاحياته؟ منو يشارك فيه؟ متى يُفعّل؟ كيف يُغلق بعد انتهاء الأزمة؟ وكيف يتواصل مع القيادة العليا؟ مثال واقعي: خلال أزمة صحية ممتدة، فشلت بعض المراكز لأنها اعتمدت على نفس الأفراد لأيام طويلة، وما دمجت الاستمرارية البشرية، وما خططت للتناوب، بينما نجحت مراكز ثانية لأنها صممت EOC بعقلية "التحمّل طويل الأمد".</w:t>
+        <w:t xml:space="preserve">١١.٣ تصميم وتشغيل EOC لتحقيق الاستمرارية: تصميم EOC ما هو مجرد تجهيز غرفة، بل قرار استراتيجي حول كيف تقود المؤسسة نفسها أثناء الأزمات. أفضل الممارسات تقول إن EOC الفعّال: لا يتطلب أن يكون دائم التشغيل، لا يعتمد على أفراد بعينهم، يمكن تفعيله جزئيًا أو كليًا، ويتكامل مع خطط استمرارية الأعمال. عمليًا تبدأ القيادة بتحديد خمس أشياء: وش صلاحياته؟ منو يشارك فيه؟ متى يُفعّل؟ كيف يُغلق بعد انتهاء الأزمة؟ وكيف يتواصل مع القيادة العليا؟ مثال واقعي: خلال أزمة صحية ممتدة، فشلت بعض المراكز لأنها اعتمدت على نفس الأفراد لأيام طويلة، وما دمجت الاستمرارية البشرية، وما خططت للتناوب، بينما نجحت مراكز ثانية لأنها صممت EOC بعقلية "التحمّل طويل الأمد".</w:t>
       </w:r>
     </w:p>
     <w:p>
@@ -764,7 +764,7 @@
           <w:szCs w:val="20"/>
           <w:rtl/>
         </w:rPr>
-        <w:t xml:space="preserve">"١١.٤ التنسيق أثناء الطوارئ": كثير من الإخفاقات أثناء الطوارئ الصحية ما تعود لنقص الموارد، بل لضعف التنسيق. التنسيق هنا ما يعني كثرة الاجتماعات، بل وضوح: منو يرسل المعلومة؟ لمنو تُرسل؟ في أي وقت؟ وبأي صيغة؟ في سياق ICS وEOC يُدار التنسيق عبر أربع أدوات: قنوات اتصال معتمدة، رسائل موحدة، نقاط اتصال واضحة، وتسلسل تصعيد معروف. مثال توضيحي: أثناء أزمة، صدور تعليمات متضاربة من أكثر من جهة داخل نفس المنشأة أربك الكوادر وأضعف الثقة، بينما المؤسسات اللي اعتمدت قناة واحدة ورسالة واحدة حافظت على الانضباط حتى في أصعب الظروف.</w:t>
+        <w:t xml:space="preserve">١١.٤ التنسيق أثناء الطوارئ: كثير من الإخفاقات أثناء الطوارئ الصحية ما تعود لنقص الموارد، بل لضعف التنسيق. التنسيق هنا ما يعني كثرة الاجتماعات، بل وضوح: منو يرسل المعلومة؟ لمنو تُرسل؟ في أي وقت؟ وبأي صيغة؟ في سياق ICS وEOC يُدار التنسيق عبر أربع أدوات: قنوات اتصال معتمدة، رسائل موحدة، نقاط اتصال واضحة، وتسلسل تصعيد معروف. مثال توضيحي: أثناء أزمة، صدور تعليمات متضاربة من أكثر من جهة داخل نفس المنشأة أربك الكوادر وأضعف الثقة، بينما المؤسسات اللي اعتمدت قناة واحدة ورسالة واحدة حافظت على الانضباط حتى في أصعب الظروف.</w:t>
       </w:r>
     </w:p>
     <w:p>
@@ -875,7 +875,7 @@
           <w:szCs w:val="20"/>
           <w:rtl/>
         </w:rPr>
-        <w:t xml:space="preserve">"١١.٥ نمذجة تحليل الأثر واستمرارية الأعمال": في خضم الطوارئ، كل المشكلات تبدو عاجلة، لكن القيادة الناضجة تدرك أن مو كل عاجل استراتيجي. نمذجة تحليل الأثر تساعد القيادة على أربعة أشياء: تقييم تأثير القرار على الاستمرارية، فهم أثره على المرضى، تقدير كلفة التوقف أو الاستمرار، واختيار البديل الأقل ضررًا. عمليًا يستخدم EOC هذي النماذج للإجابة على أسئلة مثل: وش يصير لو توقف هذا القسم ٢٤ ساعة؟ أي خدمة يجب حمايتها أولًا؟ وش أثر فقدان مورد حرج؟ مثال واقعي: قرار تعليق خدمة غير حرجة قد يبدو صعبًا، لكنه قد يكون هو اللي يحمي الخدمة الحرجة من الانهيار الكامل.</w:t>
+        <w:t xml:space="preserve">١١.٥ نمذجة تحليل الأثر واستمرارية الأعمال: في خضم الطوارئ، كل المشكلات تبدو عاجلة، لكن القيادة الناضجة تدرك أن مو كل عاجل استراتيجي. نمذجة تحليل الأثر تساعد القيادة على أربعة أشياء: تقييم تأثير القرار على الاستمرارية، فهم أثره على المرضى، تقدير كلفة التوقف أو الاستمرار، واختيار البديل الأقل ضررًا. عمليًا يستخدم EOC هذي النماذج للإجابة على أسئلة مثل: وش يصير لو توقف هذا القسم ٢٤ ساعة؟ أي خدمة يجب حمايتها أولًا؟ وش أثر فقدان مورد حرج؟ مثال واقعي: قرار تعليق خدمة غير حرجة قد يبدو صعبًا، لكنه قد يكون هو اللي يحمي الخدمة الحرجة من الانهيار الكامل.</w:t>
       </w:r>
     </w:p>
     <w:p>
@@ -949,7 +949,7 @@
           <w:szCs w:val="20"/>
           <w:rtl/>
         </w:rPr>
-        <w:t xml:space="preserve">المحور الثالث والأخير من الفصل: تنسيق المعلومات والموارد. في الطوارئ الصحية، كثيرًا الخطر الأكبر مو نقص الموارد، بل سوء إدارتها، ومو غياب المعلومة، بل تشويشها أو تأخرها أو تضاربها. نبدأ بـ"١٢.١ إدارة تدفق المعلومات": المعلومات تتدفق من خمس جهات — أقسام سريرية، فرق ميدانية، أنظمة تقنية، جهات خارجية، وإعلام ومجتمع — وإن ما أُديرت بوعي تتحول بسرعة لعبء على القيادة بدل ما تكون دعم. إدارة التدفق ما تعني جمع كل شيء، بل التمييز بين المهم والعاجل والضجيج. القيادة تحتاج معلومات محدثة، دقيقة، مختصرة، وقابلة للاستخدام في القرار. عمليًا تبدأ إدارة التدفق بتحديد أربعة أشياء: منو يُنتج المعلومة؟ منو يراجعها؟ منو يعتمدها؟ ومنو يتلقى النسخة النهائية؟ وجود قناة واحدة معتمدة لتجميع وتحليل المعلومات يمنع التضارب ويحمي القيادة من فخ القرارات المتناقضة. مثال واقعي: في إحدى الأزمات تلقت القيادة أرقامًا مختلفة عن عدد الأسرة المتاحة من مصادر متعددة، وغياب مركز موحد للمعلومات أدى لقرارات خاطئة في تحويل المرضى، بينما المؤسسات اللي اعتمدت نقطة تجميع واحدة داخل EOC حافظت على دقة القرار حتى مع ضغط الوقت.</w:t>
+        <w:t xml:space="preserve">المحور الثالث والأخير من الفصل: تنسيق المعلومات والموارد. في الطوارئ الصحية، كثيرًا الخطر الأكبر مو نقص الموارد، بل سوء إدارتها، ومو غياب المعلومة، بل تشويشها أو تأخرها أو تضاربها. نبدأ بـ١٢.١ إدارة تدفق المعلومات: المعلومات تتدفق من خمس جهات — أقسام سريرية، فرق ميدانية، أنظمة تقنية، جهات خارجية، وإعلام ومجتمع — وإن ما أُديرت بوعي تتحول بسرعة لعبء على القيادة بدل ما تكون دعم. إدارة التدفق ما تعني جمع كل شيء، بل التمييز بين المهم والعاجل والضجيج. القيادة تحتاج معلومات محدثة، دقيقة، مختصرة، وقابلة للاستخدام في القرار. عمليًا تبدأ إدارة التدفق بتحديد أربعة أشياء: منو يُنتج المعلومة؟ منو يراجعها؟ منو يعتمدها؟ ومنو يتلقى النسخة النهائية؟ وجود قناة واحدة معتمدة لتجميع وتحليل المعلومات يمنع التضارب ويحمي القيادة من فخ القرارات المتناقضة. مثال واقعي: في إحدى الأزمات تلقت القيادة أرقامًا مختلفة عن عدد الأسرة المتاحة من مصادر متعددة، وغياب مركز موحد للمعلومات أدى لقرارات خاطئة في تحويل المرضى، بينما المؤسسات اللي اعتمدت نقطة تجميع واحدة داخل EOC حافظت على دقة القرار حتى مع ضغط الوقت.</w:t>
       </w:r>
     </w:p>
     <w:p>
@@ -986,7 +986,7 @@
           <w:szCs w:val="20"/>
           <w:rtl/>
         </w:rPr>
-        <w:t xml:space="preserve">"١٢.٢ تنسيق الموارد البشرية واللوجستية": في الطوارئ الصحية الموارد ما تكون ثابتة، بل تتآكل مع الوقت، والقيادة اللي ما تديرها بذكاء منذ اللحظة الأولى تجد نفسها أمام أزمة داخل الأزمة. التنسيق ما يعني فقط توفير الموارد، بل توزيعها وحمايتها وضمان استدامتها، والقيادة توازن بين أربعة أشياء: سلامة الكوادر، العدالة بين الأقسام، الاستنزاف طويل الأمد، والحاجة الفورية. بالنسبة للموارد البشرية، العنصر البشري هو المورد الأكثر حساسية وعرضة للإرهاق، وما يكفي توفر العدد، لازم إدارة الحماية والدعم النفسي والإحلال والتناوب. مثال توضيحي: مستشفى واجه ضغطًا حادًا بأول أسبوع من أزمة صحية، لكنه وزّع المناوبات بشكل متوازن وفعّل فرق احتياط، فقدر يصمد بالأسابيع التالية، بينما مؤسسات ثانية استنزفت كوادرها مبكرًا فانهارت. أما الموارد اللوجستية — من أدوية ومستلزمات وتجهيزات — فتحتاج إدارة مركزية تمنع النقص المفاجئ والهدر والتكديس غير المبرر، والتنسيق الفعّال يعني إن القيادة تعرف: وش المتوفر؟ وش المستهلك؟ وش المتوقع نفاده؟ ووش البدائل؟ والربط بين الميدان وEOC ضروري لضمان إن القرارات اللوجستية مبنية على واقع لا افتراضات.</w:t>
+        <w:t xml:space="preserve">١٢.٢ تنسيق الموارد البشرية واللوجستية: في الطوارئ الصحية الموارد ما تكون ثابتة، بل تتآكل مع الوقت، والقيادة اللي ما تديرها بذكاء منذ اللحظة الأولى تجد نفسها أمام أزمة داخل الأزمة. التنسيق ما يعني فقط توفير الموارد، بل توزيعها وحمايتها وضمان استدامتها، والقيادة توازن بين أربعة أشياء: سلامة الكوادر، العدالة بين الأقسام، الاستنزاف طويل الأمد، والحاجة الفورية. بالنسبة للموارد البشرية، العنصر البشري هو المورد الأكثر حساسية وعرضة للإرهاق، وما يكفي توفر العدد، لازم إدارة الحماية والدعم النفسي والإحلال والتناوب. مثال توضيحي: مستشفى واجه ضغطًا حادًا بأول أسبوع من أزمة صحية، لكنه وزّع المناوبات بشكل متوازن وفعّل فرق احتياط، فقدر يصمد بالأسابيع التالية، بينما مؤسسات ثانية استنزفت كوادرها مبكرًا فانهارت. أما الموارد اللوجستية — من أدوية ومستلزمات وتجهيزات — فتحتاج إدارة مركزية تمنع النقص المفاجئ والهدر والتكديس غير المبرر، والتنسيق الفعّال يعني إن القيادة تعرف: وش المتوفر؟ وش المستهلك؟ وش المتوقع نفاده؟ ووش البدائل؟ والربط بين الميدان وEOC ضروري لضمان إن القرارات اللوجستية مبنية على واقع لا افتراضات.</w:t>
       </w:r>
     </w:p>
     <w:p>
@@ -1023,7 +1023,7 @@
           <w:szCs w:val="20"/>
           <w:rtl/>
         </w:rPr>
-        <w:t xml:space="preserve">"١٢.٣ تفعيل السياسات التشغيلية للطوارئ والسلامة": في الظروف الطبيعية قد تُطبّق السياسات بدرجات متفاوتة، لكن أثناء الطوارئ ما فيه مجال للاجتهاد غير المنضبط. تفعيل السياسات يعني شيئين: فرض الالتزام بالسياسات الحرجة، وتوفير الظروف اللي تخلي الالتزام ممكن — لأن السياسة اللي ما تُدعم بالموارد أو ما تُشرح بوضوح تتحول لعبء لا أداة حماية. الهدف: الجميع يعرف وش يجب يسوي، الجميع يلتزم بنفس القواعد، ولا تُترك السلامة لتقدير فردي. مثال واقعي: أثناء أزمة صحية، شددت مؤسسة على سياسات السلامة بدون توفير معدات الوقاية الكافية فخلقت مقاومة داخلية، بينما نجحت مؤسسات ثانية لأنها ربطت تفعيل السياسة بالتدريب والتجهيز والتواصل الواضح. والتكامل بين المعلومات والموارد والسياسات هو المنظومة اللي تصمد وقت الضغط: المعلومة توجّه القرار، والقرار يحرّك المورد، والمورد يُنفّذ السياسة، والسياسة تحمي الإنسان والمؤسسة — وأي خلل في أحد هذي المكونات يبدأ سلسلة إخفاقات يصعب احتواؤها. الخلاصة القيادية لهذا المحور: القيادة اللي ما تملك المعلومة الدقيقة تُخطئ، واللي ما تحمي مواردها تُستنزف، واللي ما تُفعّل سياساتها تُعرّض الجميع للخطر، بينما القيادة اللي تُنسّق بوعي هي اللي تحوّل الطوارئ من فوضى محتملة لاستجابة منظمة.</w:t>
+        <w:t xml:space="preserve">١٢.٣ تفعيل السياسات التشغيلية للطوارئ والسلامة: في الظروف الطبيعية قد تُطبّق السياسات بدرجات متفاوتة، لكن أثناء الطوارئ ما فيه مجال للاجتهاد غير المنضبط. تفعيل السياسات يعني شيئين: فرض الالتزام بالسياسات الحرجة، وتوفير الظروف اللي تخلي الالتزام ممكن — لأن السياسة اللي ما تُدعم بالموارد أو ما تُشرح بوضوح تتحول لعبء لا أداة حماية. الهدف: الجميع يعرف وش يجب يسوي، الجميع يلتزم بنفس القواعد، ولا تُترك السلامة لتقدير فردي. مثال واقعي: أثناء أزمة صحية، شددت مؤسسة على سياسات السلامة بدون توفير معدات الوقاية الكافية فخلقت مقاومة داخلية، بينما نجحت مؤسسات ثانية لأنها ربطت تفعيل السياسة بالتدريب والتجهيز والتواصل الواضح. والتكامل بين المعلومات والموارد والسياسات هو المنظومة اللي تصمد وقت الضغط: المعلومة توجّه القرار، والقرار يحرّك المورد، والمورد يُنفّذ السياسة، والسياسة تحمي الإنسان والمؤسسة — وأي خلل في أحد هذي المكونات يبدأ سلسلة إخفاقات يصعب احتواؤها. الخلاصة القيادية لهذا المحور: القيادة اللي ما تملك المعلومة الدقيقة تُخطئ، واللي ما تحمي مواردها تُستنزف، واللي ما تُفعّل سياساتها تُعرّض الجميع للخطر، بينما القيادة اللي تُنسّق بوعي هي اللي تحوّل الطوارئ من فوضى محتملة لاستجابة منظمة.</w:t>
       </w:r>
     </w:p>
     <w:p>
